--- a/docs/export/ADW-SPEC.de.docx
+++ b/docs/export/ADW-SPEC.de.docx
@@ -799,7 +799,7 @@
               <a:graphicData uri="http://schemas.openxmlformats.org/drawingml/2006/picture">
                 <pic:pic>
                   <pic:nvPicPr>
-                    <pic:cNvPr descr="/tmp/tmpi1srrkay/emf/diagrams/spec/philosophy-map.de.emf" id="33" name="Picture"/>
+                    <pic:cNvPr descr="/tmp/tmpd3afpfva/emf/diagrams/spec/philosophy-map.de.emf" id="33" name="Picture"/>
                     <pic:cNvPicPr>
                       <a:picLocks noChangeArrowheads="1" noChangeAspect="1"/>
                     </pic:cNvPicPr>
@@ -1274,7 +1274,7 @@
               <a:graphicData uri="http://schemas.openxmlformats.org/drawingml/2006/picture">
                 <pic:pic>
                   <pic:nvPicPr>
-                    <pic:cNvPr descr="/tmp/tmpi1srrkay/emf/diagrams/spec/fix-path.de.emf" id="38" name="Picture"/>
+                    <pic:cNvPr descr="/tmp/tmpd3afpfva/emf/diagrams/spec/fix-path.de.emf" id="38" name="Picture"/>
                     <pic:cNvPicPr>
                       <a:picLocks noChangeArrowheads="1" noChangeAspect="1"/>
                     </pic:cNvPicPr>
@@ -3734,7 +3734,7 @@
               <a:graphicData uri="http://schemas.openxmlformats.org/drawingml/2006/picture">
                 <pic:pic>
                   <pic:nvPicPr>
-                    <pic:cNvPr descr="/tmp/tmpi1srrkay/emf/diagrams/spec/architecture.de.emf" id="55" name="Picture"/>
+                    <pic:cNvPr descr="/tmp/tmpd3afpfva/emf/diagrams/spec/architecture.de.emf" id="55" name="Picture"/>
                     <pic:cNvPicPr>
                       <a:picLocks noChangeArrowheads="1" noChangeAspect="1"/>
                     </pic:cNvPicPr>
@@ -3984,7 +3984,7 @@
               <w:t xml:space="preserve">gh</w:t>
             </w:r>
             <w:r>
-              <w:t xml:space="preserve">), Arbeitsbaum-Vorflug mit Selbstheilung, Run-Ausführungs-Lock, Run-Span, Dry-Run-Verdrahtung, Auto-Prune.</w:t>
+              <w:t xml:space="preserve">), Forge-Vorflug, Arbeitsbaum-Vorflug mit Selbstheilung, Run-Ausführungs-Lock, Run-Span, Dry-Run-Verdrahtung, Auto-Prune.</w:t>
             </w:r>
           </w:p>
         </w:tc>
@@ -4938,7 +4938,7 @@
               <w:t xml:space="preserve">ForgeError</w:t>
             </w:r>
             <w:r>
-              <w:t xml:space="preserve">, den Phase 7 in eine Eskalation umsetzt (Dry-Run: Rückfall auf GitLab).</w:t>
+              <w:t xml:space="preserve">: der Forge-Vorflug der CLI verweigert das Kommando; Phase 7 eskaliert nur, wenn sich Origin/Config während des Laufs geändert hat (Dry-Run: Rückfall auf GitLab).</w:t>
             </w:r>
           </w:p>
         </w:tc>
@@ -5620,7 +5620,7 @@
               <a:graphicData uri="http://schemas.openxmlformats.org/drawingml/2006/picture">
                 <pic:pic>
                   <pic:nvPicPr>
-                    <pic:cNvPr descr="/tmp/tmpi1srrkay/emf/diagrams/spec/module-layers.de.emf" id="58" name="Picture"/>
+                    <pic:cNvPr descr="/tmp/tmpd3afpfva/emf/diagrams/spec/module-layers.de.emf" id="58" name="Picture"/>
                     <pic:cNvPicPr>
                       <a:picLocks noChangeArrowheads="1" noChangeAspect="1"/>
                     </pic:cNvPicPr>
@@ -6590,7 +6590,7 @@
               <a:graphicData uri="http://schemas.openxmlformats.org/drawingml/2006/picture">
                 <pic:pic>
                   <pic:nvPicPr>
-                    <pic:cNvPr descr="/tmp/tmpi1srrkay/emf/diagrams/spec/state-machine.de.emf" id="64" name="Picture"/>
+                    <pic:cNvPr descr="/tmp/tmpd3afpfva/emf/diagrams/spec/state-machine.de.emf" id="64" name="Picture"/>
                     <pic:cNvPicPr>
                       <a:picLocks noChangeArrowheads="1" noChangeAspect="1"/>
                     </pic:cNvPicPr>
@@ -8478,7 +8478,7 @@
               <a:graphicData uri="http://schemas.openxmlformats.org/drawingml/2006/picture">
                 <pic:pic>
                   <pic:nvPicPr>
-                    <pic:cNvPr descr="/tmp/tmpi1srrkay/emf/diagrams/spec/run-state.de.emf" id="70" name="Picture"/>
+                    <pic:cNvPr descr="/tmp/tmpd3afpfva/emf/diagrams/spec/run-state.de.emf" id="70" name="Picture"/>
                     <pic:cNvPicPr>
                       <a:picLocks noChangeArrowheads="1" noChangeAspect="1"/>
                     </pic:cNvPicPr>
@@ -11885,7 +11885,7 @@
               <a:graphicData uri="http://schemas.openxmlformats.org/drawingml/2006/picture">
                 <pic:pic>
                   <pic:nvPicPr>
-                    <pic:cNvPr descr="/tmp/tmpi1srrkay/emf/diagrams/spec/write-boundaries.de.emf" id="79" name="Picture"/>
+                    <pic:cNvPr descr="/tmp/tmpd3afpfva/emf/diagrams/spec/write-boundaries.de.emf" id="79" name="Picture"/>
                     <pic:cNvPicPr>
                       <a:picLocks noChangeArrowheads="1" noChangeAspect="1"/>
                     </pic:cNvPicPr>
@@ -13937,13 +13937,73 @@
         <w:t xml:space="preserve">ForgeError</w:t>
       </w:r>
       <w:r>
-        <w:t xml:space="preserve">, der in einem echten Lauf Phase 7 eskaliert (kein Polling gegen die</w:t>
-      </w:r>
-      <w:r>
-        <w:t xml:space="preserve"> </w:t>
-      </w:r>
-      <w:r>
-        <w:t xml:space="preserve">falsche API). Der Dry-Run fällt auf GitLab zurück.</w:t>
+        <w:t xml:space="preserve">.</w:t>
+      </w:r>
+      <w:r>
+        <w:t xml:space="preserve"> </w:t>
+      </w:r>
+      <w:r>
+        <w:rPr>
+          <w:rStyle w:val="VerbatimChar"/>
+        </w:rPr>
+        <w:t xml:space="preserve">cli._preflight_forge</w:t>
+      </w:r>
+      <w:r>
+        <w:t xml:space="preserve"> </w:t>
+      </w:r>
+      <w:r>
+        <w:t xml:space="preserve">ruft es für echte</w:t>
+      </w:r>
+      <w:r>
+        <w:t xml:space="preserve"> </w:t>
+      </w:r>
+      <w:r>
+        <w:rPr>
+          <w:rStyle w:val="VerbatimChar"/>
+        </w:rPr>
+        <w:t xml:space="preserve">run</w:t>
+      </w:r>
+      <w:r>
+        <w:t xml:space="preserve">/</w:t>
+      </w:r>
+      <w:r>
+        <w:rPr>
+          <w:rStyle w:val="VerbatimChar"/>
+        </w:rPr>
+        <w:t xml:space="preserve">resume</w:t>
+      </w:r>
+      <w:r>
+        <w:t xml:space="preserve">/</w:t>
+      </w:r>
+      <w:r>
+        <w:rPr>
+          <w:rStyle w:val="VerbatimChar"/>
+        </w:rPr>
+        <w:t xml:space="preserve">approve</w:t>
+      </w:r>
+      <w:r>
+        <w:t xml:space="preserve"> </w:t>
+      </w:r>
+      <w:r>
+        <w:t xml:space="preserve">auf</w:t>
+      </w:r>
+      <w:r>
+        <w:t xml:space="preserve"> </w:t>
+      </w:r>
+      <w:r>
+        <w:t xml:space="preserve">und verweigert (Exit 1, keine State-Änderung), bevor ein Agent läuft; Phase 7 ruft</w:t>
+      </w:r>
+      <w:r>
+        <w:t xml:space="preserve"> </w:t>
+      </w:r>
+      <w:r>
+        <w:t xml:space="preserve">es als Sicherheitsnetz erneut auf und eskaliert (kein Polling gegen die falsche</w:t>
+      </w:r>
+      <w:r>
+        <w:t xml:space="preserve"> </w:t>
+      </w:r>
+      <w:r>
+        <w:t xml:space="preserve">API). Der Dry-Run fällt auf GitLab zurück.</w:t>
       </w:r>
     </w:p>
     <w:p>
@@ -14474,7 +14534,7 @@
         <w:t xml:space="preserve"> </w:t>
       </w:r>
       <w:r>
-        <w:t xml:space="preserve">Anlage der Lanes änderbar), fährt den Arbeitsbaum-Vorflug und dann</w:t>
+        <w:t xml:space="preserve">Anlage der Lanes änderbar), fährt Forge- und Arbeitsbaum-Vorflug und dann</w:t>
       </w:r>
       <w:r>
         <w:t xml:space="preserve"> </w:t>
@@ -14749,6 +14809,94 @@
       </w:r>
       <w:r>
         <w:t xml:space="preserve">Vorflug eskaliert nie.</w:t>
+      </w:r>
+    </w:p>
+    <w:p>
+      <w:pPr>
+        <w:pStyle w:val="Compact"/>
+        <w:numPr>
+          <w:ilvl w:val="0"/>
+          <w:numId w:val="1008"/>
+        </w:numPr>
+      </w:pPr>
+      <w:r>
+        <w:rPr>
+          <w:b/>
+          <w:bCs/>
+        </w:rPr>
+        <w:t xml:space="preserve">Forge-Vorflug</w:t>
+      </w:r>
+      <w:r>
+        <w:t xml:space="preserve"> </w:t>
+      </w:r>
+      <w:r>
+        <w:t xml:space="preserve">(</w:t>
+      </w:r>
+      <w:r>
+        <w:rPr>
+          <w:rStyle w:val="VerbatimChar"/>
+        </w:rPr>
+        <w:t xml:space="preserve">run</w:t>
+      </w:r>
+      <w:r>
+        <w:t xml:space="preserve">,</w:t>
+      </w:r>
+      <w:r>
+        <w:t xml:space="preserve"> </w:t>
+      </w:r>
+      <w:r>
+        <w:rPr>
+          <w:rStyle w:val="VerbatimChar"/>
+        </w:rPr>
+        <w:t xml:space="preserve">resume</w:t>
+      </w:r>
+      <w:r>
+        <w:t xml:space="preserve">,</w:t>
+      </w:r>
+      <w:r>
+        <w:t xml:space="preserve"> </w:t>
+      </w:r>
+      <w:r>
+        <w:rPr>
+          <w:rStyle w:val="VerbatimChar"/>
+        </w:rPr>
+        <w:t xml:space="preserve">approve</w:t>
+      </w:r>
+      <w:r>
+        <w:t xml:space="preserve">; nur echte Läufe):</w:t>
+      </w:r>
+      <w:r>
+        <w:t xml:space="preserve"> </w:t>
+      </w:r>
+      <w:r>
+        <w:rPr>
+          <w:rStyle w:val="VerbatimChar"/>
+        </w:rPr>
+        <w:t xml:space="preserve">detect_forge</w:t>
+      </w:r>
+      <w:r>
+        <w:t xml:space="preserve"> </w:t>
+      </w:r>
+      <w:r>
+        <w:t xml:space="preserve">muss gelingen, sonst wird das Kommando mit dem</w:t>
+      </w:r>
+      <w:r>
+        <w:t xml:space="preserve"> </w:t>
+      </w:r>
+      <w:r>
+        <w:rPr>
+          <w:rStyle w:val="VerbatimChar"/>
+        </w:rPr>
+        <w:t xml:space="preserve">ci.provider</w:t>
+      </w:r>
+      <w:r>
+        <w:t xml:space="preserve">-Hinweis abgelehnt —</w:t>
+      </w:r>
+      <w:r>
+        <w:t xml:space="preserve"> </w:t>
+      </w:r>
+      <w:r>
+        <w:t xml:space="preserve">kein Lauf angelegt, keine State-Änderung, nie eine Eskalation.</w:t>
       </w:r>
     </w:p>
     <w:p>
@@ -15676,7 +15824,7 @@
               <a:graphicData uri="http://schemas.openxmlformats.org/drawingml/2006/picture">
                 <pic:pic>
                   <pic:nvPicPr>
-                    <pic:cNvPr descr="/tmp/tmpi1srrkay/emf/diagrams/spec/security-layers.de.emf" id="89" name="Picture"/>
+                    <pic:cNvPr descr="/tmp/tmpd3afpfva/emf/diagrams/spec/security-layers.de.emf" id="89" name="Picture"/>
                     <pic:cNvPicPr>
                       <a:picLocks noChangeArrowheads="1" noChangeAspect="1"/>
                     </pic:cNvPicPr>

--- a/docs/export/ADW-SPEC.de.docx
+++ b/docs/export/ADW-SPEC.de.docx
@@ -799,7 +799,7 @@
               <a:graphicData uri="http://schemas.openxmlformats.org/drawingml/2006/picture">
                 <pic:pic>
                   <pic:nvPicPr>
-                    <pic:cNvPr descr="/tmp/tmpd3afpfva/emf/diagrams/spec/philosophy-map.de.emf" id="33" name="Picture"/>
+                    <pic:cNvPr descr="/tmp/tmprjwl9ly9/emf/diagrams/spec/philosophy-map.de.emf" id="33" name="Picture"/>
                     <pic:cNvPicPr>
                       <a:picLocks noChangeArrowheads="1" noChangeAspect="1"/>
                     </pic:cNvPicPr>
@@ -1274,7 +1274,7 @@
               <a:graphicData uri="http://schemas.openxmlformats.org/drawingml/2006/picture">
                 <pic:pic>
                   <pic:nvPicPr>
-                    <pic:cNvPr descr="/tmp/tmpd3afpfva/emf/diagrams/spec/fix-path.de.emf" id="38" name="Picture"/>
+                    <pic:cNvPr descr="/tmp/tmprjwl9ly9/emf/diagrams/spec/fix-path.de.emf" id="38" name="Picture"/>
                     <pic:cNvPicPr>
                       <a:picLocks noChangeArrowheads="1" noChangeAspect="1"/>
                     </pic:cNvPicPr>
@@ -3734,7 +3734,7 @@
               <a:graphicData uri="http://schemas.openxmlformats.org/drawingml/2006/picture">
                 <pic:pic>
                   <pic:nvPicPr>
-                    <pic:cNvPr descr="/tmp/tmpd3afpfva/emf/diagrams/spec/architecture.de.emf" id="55" name="Picture"/>
+                    <pic:cNvPr descr="/tmp/tmprjwl9ly9/emf/diagrams/spec/architecture.de.emf" id="55" name="Picture"/>
                     <pic:cNvPicPr>
                       <a:picLocks noChangeArrowheads="1" noChangeAspect="1"/>
                     </pic:cNvPicPr>
@@ -4212,7 +4212,7 @@
               <w:rPr>
                 <w:rStyle w:val="VerbatimChar"/>
               </w:rPr>
-              <w:t xml:space="preserve">codex exec --sandbox read-only</w:t>
+              <w:t xml:space="preserve">codex exec -m gpt-6-astra --sandbox read-only</w:t>
             </w:r>
             <w:r>
               <w:t xml:space="preserve">, isoliertes</w:t>
@@ -5620,7 +5620,7 @@
               <a:graphicData uri="http://schemas.openxmlformats.org/drawingml/2006/picture">
                 <pic:pic>
                   <pic:nvPicPr>
-                    <pic:cNvPr descr="/tmp/tmpd3afpfva/emf/diagrams/spec/module-layers.de.emf" id="58" name="Picture"/>
+                    <pic:cNvPr descr="/tmp/tmprjwl9ly9/emf/diagrams/spec/module-layers.de.emf" id="58" name="Picture"/>
                     <pic:cNvPicPr>
                       <a:picLocks noChangeArrowheads="1" noChangeAspect="1"/>
                     </pic:cNvPicPr>
@@ -6590,7 +6590,7 @@
               <a:graphicData uri="http://schemas.openxmlformats.org/drawingml/2006/picture">
                 <pic:pic>
                   <pic:nvPicPr>
-                    <pic:cNvPr descr="/tmp/tmpd3afpfva/emf/diagrams/spec/state-machine.de.emf" id="64" name="Picture"/>
+                    <pic:cNvPr descr="/tmp/tmprjwl9ly9/emf/diagrams/spec/state-machine.de.emf" id="64" name="Picture"/>
                     <pic:cNvPicPr>
                       <a:picLocks noChangeArrowheads="1" noChangeAspect="1"/>
                     </pic:cNvPicPr>
@@ -8478,7 +8478,7 @@
               <a:graphicData uri="http://schemas.openxmlformats.org/drawingml/2006/picture">
                 <pic:pic>
                   <pic:nvPicPr>
-                    <pic:cNvPr descr="/tmp/tmpd3afpfva/emf/diagrams/spec/run-state.de.emf" id="70" name="Picture"/>
+                    <pic:cNvPr descr="/tmp/tmprjwl9ly9/emf/diagrams/spec/run-state.de.emf" id="70" name="Picture"/>
                     <pic:cNvPicPr>
                       <a:picLocks noChangeArrowheads="1" noChangeAspect="1"/>
                     </pic:cNvPicPr>
@@ -11885,7 +11885,7 @@
               <a:graphicData uri="http://schemas.openxmlformats.org/drawingml/2006/picture">
                 <pic:pic>
                   <pic:nvPicPr>
-                    <pic:cNvPr descr="/tmp/tmpd3afpfva/emf/diagrams/spec/write-boundaries.de.emf" id="79" name="Picture"/>
+                    <pic:cNvPr descr="/tmp/tmprjwl9ly9/emf/diagrams/spec/write-boundaries.de.emf" id="79" name="Picture"/>
                     <pic:cNvPicPr>
                       <a:picLocks noChangeArrowheads="1" noChangeAspect="1"/>
                     </pic:cNvPicPr>
@@ -12029,7 +12029,7 @@
               <w:jc w:val="left"/>
             </w:pPr>
             <w:r>
-              <w:t xml:space="preserve">Opus 4.8</w:t>
+              <w:t xml:space="preserve">Opus 5.5</w:t>
             </w:r>
           </w:p>
         </w:tc>
@@ -12097,7 +12097,7 @@
               <w:jc w:val="left"/>
             </w:pPr>
             <w:r>
-              <w:t xml:space="preserve">Opus 4.8</w:t>
+              <w:t xml:space="preserve">Opus 5.5</w:t>
             </w:r>
           </w:p>
         </w:tc>
@@ -12189,7 +12189,7 @@
               <w:jc w:val="left"/>
             </w:pPr>
             <w:r>
-              <w:t xml:space="preserve">Fable 5</w:t>
+              <w:t xml:space="preserve">Fable 5.1</w:t>
             </w:r>
           </w:p>
         </w:tc>
@@ -12269,7 +12269,7 @@
               <w:jc w:val="left"/>
             </w:pPr>
             <w:r>
-              <w:t xml:space="preserve">Fable 5</w:t>
+              <w:t xml:space="preserve">Fable 5.1</w:t>
             </w:r>
           </w:p>
         </w:tc>
@@ -12361,7 +12361,7 @@
               <w:jc w:val="left"/>
             </w:pPr>
             <w:r>
-              <w:t xml:space="preserve">Opus 4.8</w:t>
+              <w:t xml:space="preserve">Opus 5.5</w:t>
             </w:r>
           </w:p>
         </w:tc>
@@ -12435,7 +12435,7 @@
               <w:jc w:val="left"/>
             </w:pPr>
             <w:r>
-              <w:t xml:space="preserve">Sonnet 5</w:t>
+              <w:t xml:space="preserve">Sonnet 5.5</w:t>
             </w:r>
           </w:p>
         </w:tc>
@@ -12500,7 +12500,7 @@
               <w:jc w:val="left"/>
             </w:pPr>
             <w:r>
-              <w:t xml:space="preserve">Sonnet 5</w:t>
+              <w:t xml:space="preserve">Sonnet 5.5</w:t>
             </w:r>
           </w:p>
         </w:tc>
@@ -12565,7 +12565,7 @@
               <w:jc w:val="left"/>
             </w:pPr>
             <w:r>
-              <w:t xml:space="preserve">Fable 5</w:t>
+              <w:t xml:space="preserve">Fable 5.1</w:t>
             </w:r>
           </w:p>
         </w:tc>
@@ -12642,7 +12642,7 @@
         <w:rPr>
           <w:rStyle w:val="VerbatimChar"/>
         </w:rPr>
-        <w:t xml:space="preserve">FABLE = "claude-fable-5"</w:t>
+        <w:t xml:space="preserve">FABLE = "claude-fable-5-1"</w:t>
       </w:r>
       <w:r>
         <w:t xml:space="preserve">,</w:t>
@@ -12654,7 +12654,7 @@
         <w:rPr>
           <w:rStyle w:val="VerbatimChar"/>
         </w:rPr>
-        <w:t xml:space="preserve">OPUS = "claude-opus-4-8"</w:t>
+        <w:t xml:space="preserve">OPUS = "claude-opus-5-5"</w:t>
       </w:r>
       <w:r>
         <w:t xml:space="preserve">,</w:t>
@@ -12666,10 +12666,82 @@
         <w:rPr>
           <w:rStyle w:val="VerbatimChar"/>
         </w:rPr>
-        <w:t xml:space="preserve">SONNET = "claude-sonnet-5"</w:t>
-      </w:r>
-      <w:r>
-        <w:t xml:space="preserve">.</w:t>
+        <w:t xml:space="preserve">SONNET = "claude-sonnet-5-5"</w:t>
+      </w:r>
+      <w:r>
+        <w:t xml:space="preserve">. Codex ist in</w:t>
+      </w:r>
+      <w:r>
+        <w:t xml:space="preserve"> </w:t>
+      </w:r>
+      <w:r>
+        <w:rPr>
+          <w:rStyle w:val="VerbatimChar"/>
+        </w:rPr>
+        <w:t xml:space="preserve">codex.py</w:t>
+      </w:r>
+      <w:r>
+        <w:t xml:space="preserve"> </w:t>
+      </w:r>
+      <w:r>
+        <w:t xml:space="preserve">gepinnt:</w:t>
+      </w:r>
+      <w:r>
+        <w:t xml:space="preserve"> </w:t>
+      </w:r>
+      <w:r>
+        <w:rPr>
+          <w:rStyle w:val="VerbatimChar"/>
+        </w:rPr>
+        <w:t xml:space="preserve">CODEX_MODEL = "gpt-6-astra"</w:t>
+      </w:r>
+      <w:r>
+        <w:t xml:space="preserve"> </w:t>
+      </w:r>
+      <w:r>
+        <w:t xml:space="preserve">(als</w:t>
+      </w:r>
+      <w:r>
+        <w:t xml:space="preserve"> </w:t>
+      </w:r>
+      <w:r>
+        <w:rPr>
+          <w:rStyle w:val="VerbatimChar"/>
+        </w:rPr>
+        <w:t xml:space="preserve">-m</w:t>
+      </w:r>
+      <w:r>
+        <w:t xml:space="preserve"> </w:t>
+      </w:r>
+      <w:r>
+        <w:t xml:space="preserve">übergeben; das isolierte</w:t>
+      </w:r>
+      <w:r>
+        <w:t xml:space="preserve"> </w:t>
+      </w:r>
+      <w:r>
+        <w:rPr>
+          <w:rStyle w:val="VerbatimChar"/>
+        </w:rPr>
+        <w:t xml:space="preserve">CODEX_HOME</w:t>
+      </w:r>
+      <w:r>
+        <w:t xml:space="preserve"> </w:t>
+      </w:r>
+      <w:r>
+        <w:t xml:space="preserve">hat keine</w:t>
+      </w:r>
+      <w:r>
+        <w:t xml:space="preserve"> </w:t>
+      </w:r>
+      <w:r>
+        <w:rPr>
+          <w:rStyle w:val="VerbatimChar"/>
+        </w:rPr>
+        <w:t xml:space="preserve">config.toml</w:t>
+      </w:r>
+      <w:r>
+        <w:t xml:space="preserve">, ohne es nähme codex seinen eingebauten Default).</w:t>
       </w:r>
     </w:p>
     <w:p>
@@ -12687,13 +12759,19 @@
         <w:t xml:space="preserve"> </w:t>
       </w:r>
       <w:r>
-        <w:t xml:space="preserve">Opus macht die tiefe Arbeit (Entwürfe, Build). Fable — breiter</w:t>
-      </w:r>
-      <w:r>
-        <w:t xml:space="preserve"> </w:t>
-      </w:r>
-      <w:r>
-        <w:t xml:space="preserve">und günstiger — führt Entwürfe zusammen und reviewt das Ergebnis. Sonnet erledigt</w:t>
+        <w:t xml:space="preserve">Opus macht die Massenarbeit (Entwürfe, Build — viele Turns, die</w:t>
+      </w:r>
+      <w:r>
+        <w:t xml:space="preserve"> </w:t>
+      </w:r>
+      <w:r>
+        <w:t xml:space="preserve">günstigere Preisstufe pro Token). Fable, das leistungsstärkste Modell, bleibt dem</w:t>
+      </w:r>
+      <w:r>
+        <w:t xml:space="preserve"> </w:t>
+      </w:r>
+      <w:r>
+        <w:t xml:space="preserve">Urteil vorbehalten: Entwürfe zusammenführen und der finale Review. Sonnet erledigt</w:t>
       </w:r>
       <w:r>
         <w:t xml:space="preserve"> </w:t>
@@ -13498,7 +13576,7 @@
         <w:rPr>
           <w:rStyle w:val="VerbatimChar"/>
         </w:rPr>
-        <w:t xml:space="preserve">codex exec --sandbox read-only -c mcp_servers={} …</w:t>
+        <w:t xml:space="preserve">codex exec -m gpt-6-astra --sandbox read-only -c mcp_servers={} …</w:t>
       </w:r>
       <w:r>
         <w:t xml:space="preserve"> </w:t>
@@ -15824,7 +15902,7 @@
               <a:graphicData uri="http://schemas.openxmlformats.org/drawingml/2006/picture">
                 <pic:pic>
                   <pic:nvPicPr>
-                    <pic:cNvPr descr="/tmp/tmpd3afpfva/emf/diagrams/spec/security-layers.de.emf" id="89" name="Picture"/>
+                    <pic:cNvPr descr="/tmp/tmprjwl9ly9/emf/diagrams/spec/security-layers.de.emf" id="89" name="Picture"/>
                     <pic:cNvPicPr>
                       <a:picLocks noChangeArrowheads="1" noChangeAspect="1"/>
                     </pic:cNvPicPr>

--- a/docs/export/ADW-SPEC.de.docx
+++ b/docs/export/ADW-SPEC.de.docx
@@ -799,7 +799,7 @@
               <a:graphicData uri="http://schemas.openxmlformats.org/drawingml/2006/picture">
                 <pic:pic>
                   <pic:nvPicPr>
-                    <pic:cNvPr descr="/tmp/tmprjwl9ly9/emf/diagrams/spec/philosophy-map.de.emf" id="33" name="Picture"/>
+                    <pic:cNvPr descr="/tmp/tmpl0mo_s_5/emf/diagrams/spec/philosophy-map.de.emf" id="33" name="Picture"/>
                     <pic:cNvPicPr>
                       <a:picLocks noChangeArrowheads="1" noChangeAspect="1"/>
                     </pic:cNvPicPr>
@@ -1274,7 +1274,7 @@
               <a:graphicData uri="http://schemas.openxmlformats.org/drawingml/2006/picture">
                 <pic:pic>
                   <pic:nvPicPr>
-                    <pic:cNvPr descr="/tmp/tmprjwl9ly9/emf/diagrams/spec/fix-path.de.emf" id="38" name="Picture"/>
+                    <pic:cNvPr descr="/tmp/tmpl0mo_s_5/emf/diagrams/spec/fix-path.de.emf" id="38" name="Picture"/>
                     <pic:cNvPicPr>
                       <a:picLocks noChangeArrowheads="1" noChangeAspect="1"/>
                     </pic:cNvPicPr>
@@ -3734,7 +3734,7 @@
               <a:graphicData uri="http://schemas.openxmlformats.org/drawingml/2006/picture">
                 <pic:pic>
                   <pic:nvPicPr>
-                    <pic:cNvPr descr="/tmp/tmprjwl9ly9/emf/diagrams/spec/architecture.de.emf" id="55" name="Picture"/>
+                    <pic:cNvPr descr="/tmp/tmpl0mo_s_5/emf/diagrams/spec/architecture.de.emf" id="55" name="Picture"/>
                     <pic:cNvPicPr>
                       <a:picLocks noChangeArrowheads="1" noChangeAspect="1"/>
                     </pic:cNvPicPr>
@@ -5216,6 +5216,47 @@
               <w:rPr>
                 <w:rStyle w:val="VerbatimChar"/>
               </w:rPr>
+              <w:t xml:space="preserve">adw/models.py</w:t>
+            </w:r>
+          </w:p>
+        </w:tc>
+        <w:tc>
+          <w:tcPr/>
+          <w:p>
+            <w:pPr>
+              <w:pStyle w:val="Compact"/>
+              <w:jc w:val="right"/>
+            </w:pPr>
+            <w:r>
+              <w:t xml:space="preserve">165</w:t>
+            </w:r>
+          </w:p>
+        </w:tc>
+        <w:tc>
+          <w:tcPr/>
+          <w:p>
+            <w:pPr>
+              <w:pStyle w:val="Compact"/>
+              <w:jc w:val="left"/>
+            </w:pPr>
+            <w:r>
+              <w:t xml:space="preserve">Modell-Aktualitätsprüfung: neuestes Modell je Rolle (Claude-Aliase, codex-Katalog), 24-h-Cache, Ablehnungsmeldung.</w:t>
+            </w:r>
+          </w:p>
+        </w:tc>
+      </w:tr>
+      <w:tr>
+        <w:tc>
+          <w:tcPr/>
+          <w:p>
+            <w:pPr>
+              <w:pStyle w:val="Compact"/>
+              <w:jc w:val="left"/>
+            </w:pPr>
+            <w:r>
+              <w:rPr>
+                <w:rStyle w:val="VerbatimChar"/>
+              </w:rPr>
               <w:t xml:space="preserve">adw/mock.py</w:t>
             </w:r>
           </w:p>
@@ -5620,7 +5661,7 @@
               <a:graphicData uri="http://schemas.openxmlformats.org/drawingml/2006/picture">
                 <pic:pic>
                   <pic:nvPicPr>
-                    <pic:cNvPr descr="/tmp/tmprjwl9ly9/emf/diagrams/spec/module-layers.de.emf" id="58" name="Picture"/>
+                    <pic:cNvPr descr="/tmp/tmpl0mo_s_5/emf/diagrams/spec/module-layers.de.emf" id="58" name="Picture"/>
                     <pic:cNvPicPr>
                       <a:picLocks noChangeArrowheads="1" noChangeAspect="1"/>
                     </pic:cNvPicPr>
@@ -6590,7 +6631,7 @@
               <a:graphicData uri="http://schemas.openxmlformats.org/drawingml/2006/picture">
                 <pic:pic>
                   <pic:nvPicPr>
-                    <pic:cNvPr descr="/tmp/tmprjwl9ly9/emf/diagrams/spec/state-machine.de.emf" id="64" name="Picture"/>
+                    <pic:cNvPr descr="/tmp/tmpl0mo_s_5/emf/diagrams/spec/state-machine.de.emf" id="64" name="Picture"/>
                     <pic:cNvPicPr>
                       <a:picLocks noChangeArrowheads="1" noChangeAspect="1"/>
                     </pic:cNvPicPr>
@@ -8478,7 +8519,7 @@
               <a:graphicData uri="http://schemas.openxmlformats.org/drawingml/2006/picture">
                 <pic:pic>
                   <pic:nvPicPr>
-                    <pic:cNvPr descr="/tmp/tmprjwl9ly9/emf/diagrams/spec/run-state.de.emf" id="70" name="Picture"/>
+                    <pic:cNvPr descr="/tmp/tmpl0mo_s_5/emf/diagrams/spec/run-state.de.emf" id="70" name="Picture"/>
                     <pic:cNvPicPr>
                       <a:picLocks noChangeArrowheads="1" noChangeAspect="1"/>
                     </pic:cNvPicPr>
@@ -11885,7 +11926,7 @@
               <a:graphicData uri="http://schemas.openxmlformats.org/drawingml/2006/picture">
                 <pic:pic>
                   <pic:nvPicPr>
-                    <pic:cNvPr descr="/tmp/tmprjwl9ly9/emf/diagrams/spec/write-boundaries.de.emf" id="79" name="Picture"/>
+                    <pic:cNvPr descr="/tmp/tmpl0mo_s_5/emf/diagrams/spec/write-boundaries.de.emf" id="79" name="Picture"/>
                     <pic:cNvPicPr>
                       <a:picLocks noChangeArrowheads="1" noChangeAspect="1"/>
                     </pic:cNvPicPr>
@@ -14990,6 +15031,223 @@
           <w:b/>
           <w:bCs/>
         </w:rPr>
+        <w:t xml:space="preserve">Modell-Check</w:t>
+      </w:r>
+      <w:r>
+        <w:t xml:space="preserve"> </w:t>
+      </w:r>
+      <w:r>
+        <w:t xml:space="preserve">(</w:t>
+      </w:r>
+      <w:r>
+        <w:rPr>
+          <w:rStyle w:val="VerbatimChar"/>
+        </w:rPr>
+        <w:t xml:space="preserve">run</w:t>
+      </w:r>
+      <w:r>
+        <w:t xml:space="preserve">,</w:t>
+      </w:r>
+      <w:r>
+        <w:t xml:space="preserve"> </w:t>
+      </w:r>
+      <w:r>
+        <w:rPr>
+          <w:rStyle w:val="VerbatimChar"/>
+        </w:rPr>
+        <w:t xml:space="preserve">resume</w:t>
+      </w:r>
+      <w:r>
+        <w:t xml:space="preserve">,</w:t>
+      </w:r>
+      <w:r>
+        <w:t xml:space="preserve"> </w:t>
+      </w:r>
+      <w:r>
+        <w:rPr>
+          <w:rStyle w:val="VerbatimChar"/>
+        </w:rPr>
+        <w:t xml:space="preserve">approve</w:t>
+      </w:r>
+      <w:r>
+        <w:t xml:space="preserve">; nur echte Läufe;</w:t>
+      </w:r>
+      <w:r>
+        <w:t xml:space="preserve"> </w:t>
+      </w:r>
+      <w:r>
+        <w:rPr>
+          <w:rStyle w:val="VerbatimChar"/>
+        </w:rPr>
+        <w:t xml:space="preserve">adw/models.py</w:t>
+      </w:r>
+      <w:r>
+        <w:t xml:space="preserve">):</w:t>
+      </w:r>
+      <w:r>
+        <w:t xml:space="preserve"> </w:t>
+      </w:r>
+      <w:r>
+        <w:rPr>
+          <w:rStyle w:val="VerbatimChar"/>
+        </w:rPr>
+        <w:t xml:space="preserve">agents.resolve_model_alias</w:t>
+      </w:r>
+      <w:r>
+        <w:t xml:space="preserve"> </w:t>
+      </w:r>
+      <w:r>
+        <w:t xml:space="preserve">löst</w:t>
+      </w:r>
+      <w:r>
+        <w:t xml:space="preserve"> </w:t>
+      </w:r>
+      <w:r>
+        <w:rPr>
+          <w:rStyle w:val="VerbatimChar"/>
+        </w:rPr>
+        <w:t xml:space="preserve">opus</w:t>
+      </w:r>
+      <w:r>
+        <w:t xml:space="preserve">/</w:t>
+      </w:r>
+      <w:r>
+        <w:rPr>
+          <w:rStyle w:val="VerbatimChar"/>
+        </w:rPr>
+        <w:t xml:space="preserve">fable</w:t>
+      </w:r>
+      <w:r>
+        <w:t xml:space="preserve">/</w:t>
+      </w:r>
+      <w:r>
+        <w:rPr>
+          <w:rStyle w:val="VerbatimChar"/>
+        </w:rPr>
+        <w:t xml:space="preserve">sonnet</w:t>
+      </w:r>
+      <w:r>
+        <w:t xml:space="preserve"> </w:t>
+      </w:r>
+      <w:r>
+        <w:t xml:space="preserve">mit je einem minimalen</w:t>
+      </w:r>
+      <w:r>
+        <w:t xml:space="preserve"> </w:t>
+      </w:r>
+      <w:r>
+        <w:t xml:space="preserve">SDK-Aufruf auf (ohne Tools, ohne Settings);</w:t>
+      </w:r>
+      <w:r>
+        <w:t xml:space="preserve"> </w:t>
+      </w:r>
+      <w:r>
+        <w:rPr>
+          <w:rStyle w:val="VerbatimChar"/>
+        </w:rPr>
+        <w:t xml:space="preserve">models_cache.json</w:t>
+      </w:r>
+      <w:r>
+        <w:t xml:space="preserve"> </w:t>
+      </w:r>
+      <w:r>
+        <w:t xml:space="preserve">der codex-CLI</w:t>
+      </w:r>
+      <w:r>
+        <w:t xml:space="preserve"> </w:t>
+      </w:r>
+      <w:r>
+        <w:t xml:space="preserve">liefert das neueste gelistete Modell der gepinnten Stufe oder ein angekündigtes</w:t>
+      </w:r>
+      <w:r>
+        <w:t xml:space="preserve"> </w:t>
+      </w:r>
+      <w:r>
+        <w:t xml:space="preserve">Upgrade. Weicht ein gepinntes Modell ab, wird das Kommando mit der zu ändernden</w:t>
+      </w:r>
+      <w:r>
+        <w:t xml:space="preserve"> </w:t>
+      </w:r>
+      <w:r>
+        <w:t xml:space="preserve">Konstante abgelehnt. 24 h gecacht in</w:t>
+      </w:r>
+      <w:r>
+        <w:t xml:space="preserve"> </w:t>
+      </w:r>
+      <w:r>
+        <w:rPr>
+          <w:rStyle w:val="VerbatimChar"/>
+        </w:rPr>
+        <w:t xml:space="preserve">~/.adw/model-check.json</w:t>
+      </w:r>
+      <w:r>
+        <w:t xml:space="preserve"> </w:t>
+      </w:r>
+      <w:r>
+        <w:t xml:space="preserve">(</w:t>
+      </w:r>
+      <w:r>
+        <w:rPr>
+          <w:rStyle w:val="VerbatimChar"/>
+        </w:rPr>
+        <w:t xml:space="preserve">ADW_MODEL_CHECK_PATH</w:t>
+      </w:r>
+      <w:r>
+        <w:t xml:space="preserve"> </w:t>
+      </w:r>
+      <w:r>
+        <w:t xml:space="preserve">überschreibt) samt den Pins, gegen die er lief — neue Pins</w:t>
+      </w:r>
+      <w:r>
+        <w:t xml:space="preserve"> </w:t>
+      </w:r>
+      <w:r>
+        <w:t xml:space="preserve">machen ihn ungültig; nur ein vollständiges Ergebnis wird gecacht; ein</w:t>
+      </w:r>
+      <w:r>
+        <w:t xml:space="preserve"> </w:t>
+      </w:r>
+      <w:r>
+        <w:t xml:space="preserve">fehlgeschlagener Probe (Fehler-Result,</w:t>
+      </w:r>
+      <w:r>
+        <w:t xml:space="preserve"> </w:t>
+      </w:r>
+      <w:r>
+        <w:rPr>
+          <w:rStyle w:val="VerbatimChar"/>
+        </w:rPr>
+        <w:t xml:space="preserve">&lt;synthetic&gt;</w:t>
+      </w:r>
+      <w:r>
+        <w:t xml:space="preserve">-Modell, Zeitlimit 120 s), ein</w:t>
+      </w:r>
+      <w:r>
+        <w:t xml:space="preserve"> </w:t>
+      </w:r>
+      <w:r>
+        <w:t xml:space="preserve">fehlender, kaputter oder über 7 Tage alter codex-Katalog oder ein nicht</w:t>
+      </w:r>
+      <w:r>
+        <w:t xml:space="preserve"> </w:t>
+      </w:r>
+      <w:r>
+        <w:t xml:space="preserve">schreibbarer Cache warnt und blockiert nie.</w:t>
+      </w:r>
+    </w:p>
+    <w:p>
+      <w:pPr>
+        <w:pStyle w:val="Compact"/>
+        <w:numPr>
+          <w:ilvl w:val="0"/>
+          <w:numId w:val="1008"/>
+        </w:numPr>
+      </w:pPr>
+      <w:r>
+        <w:rPr>
+          <w:b/>
+          <w:bCs/>
+        </w:rPr>
         <w:t xml:space="preserve">Abgebrochene Agent-Aufrufe</w:t>
       </w:r>
       <w:r>
@@ -15902,7 +16160,7 @@
               <a:graphicData uri="http://schemas.openxmlformats.org/drawingml/2006/picture">
                 <pic:pic>
                   <pic:nvPicPr>
-                    <pic:cNvPr descr="/tmp/tmprjwl9ly9/emf/diagrams/spec/security-layers.de.emf" id="89" name="Picture"/>
+                    <pic:cNvPr descr="/tmp/tmpl0mo_s_5/emf/diagrams/spec/security-layers.de.emf" id="89" name="Picture"/>
                     <pic:cNvPicPr>
                       <a:picLocks noChangeArrowheads="1" noChangeAspect="1"/>
                     </pic:cNvPicPr>

--- a/docs/export/ADW-SPEC.de.docx
+++ b/docs/export/ADW-SPEC.de.docx
@@ -799,7 +799,7 @@
               <a:graphicData uri="http://schemas.openxmlformats.org/drawingml/2006/picture">
                 <pic:pic>
                   <pic:nvPicPr>
-                    <pic:cNvPr descr="/tmp/tmpl0mo_s_5/emf/diagrams/spec/philosophy-map.de.emf" id="33" name="Picture"/>
+                    <pic:cNvPr descr="/tmp/tmp0334j8nq/emf/diagrams/spec/philosophy-map.de.emf" id="33" name="Picture"/>
                     <pic:cNvPicPr>
                       <a:picLocks noChangeArrowheads="1" noChangeAspect="1"/>
                     </pic:cNvPicPr>
@@ -1274,7 +1274,7 @@
               <a:graphicData uri="http://schemas.openxmlformats.org/drawingml/2006/picture">
                 <pic:pic>
                   <pic:nvPicPr>
-                    <pic:cNvPr descr="/tmp/tmpl0mo_s_5/emf/diagrams/spec/fix-path.de.emf" id="38" name="Picture"/>
+                    <pic:cNvPr descr="/tmp/tmp0334j8nq/emf/diagrams/spec/fix-path.de.emf" id="38" name="Picture"/>
                     <pic:cNvPicPr>
                       <a:picLocks noChangeArrowheads="1" noChangeAspect="1"/>
                     </pic:cNvPicPr>
@@ -3734,7 +3734,7 @@
               <a:graphicData uri="http://schemas.openxmlformats.org/drawingml/2006/picture">
                 <pic:pic>
                   <pic:nvPicPr>
-                    <pic:cNvPr descr="/tmp/tmpl0mo_s_5/emf/diagrams/spec/architecture.de.emf" id="55" name="Picture"/>
+                    <pic:cNvPr descr="/tmp/tmp0334j8nq/emf/diagrams/spec/architecture.de.emf" id="55" name="Picture"/>
                     <pic:cNvPicPr>
                       <a:picLocks noChangeArrowheads="1" noChangeAspect="1"/>
                     </pic:cNvPicPr>
@@ -5661,7 +5661,7 @@
               <a:graphicData uri="http://schemas.openxmlformats.org/drawingml/2006/picture">
                 <pic:pic>
                   <pic:nvPicPr>
-                    <pic:cNvPr descr="/tmp/tmpl0mo_s_5/emf/diagrams/spec/module-layers.de.emf" id="58" name="Picture"/>
+                    <pic:cNvPr descr="/tmp/tmp0334j8nq/emf/diagrams/spec/module-layers.de.emf" id="58" name="Picture"/>
                     <pic:cNvPicPr>
                       <a:picLocks noChangeArrowheads="1" noChangeAspect="1"/>
                     </pic:cNvPicPr>
@@ -6631,7 +6631,7 @@
               <a:graphicData uri="http://schemas.openxmlformats.org/drawingml/2006/picture">
                 <pic:pic>
                   <pic:nvPicPr>
-                    <pic:cNvPr descr="/tmp/tmpl0mo_s_5/emf/diagrams/spec/state-machine.de.emf" id="64" name="Picture"/>
+                    <pic:cNvPr descr="/tmp/tmp0334j8nq/emf/diagrams/spec/state-machine.de.emf" id="64" name="Picture"/>
                     <pic:cNvPicPr>
                       <a:picLocks noChangeArrowheads="1" noChangeAspect="1"/>
                     </pic:cNvPicPr>
@@ -8519,7 +8519,7 @@
               <a:graphicData uri="http://schemas.openxmlformats.org/drawingml/2006/picture">
                 <pic:pic>
                   <pic:nvPicPr>
-                    <pic:cNvPr descr="/tmp/tmpl0mo_s_5/emf/diagrams/spec/run-state.de.emf" id="70" name="Picture"/>
+                    <pic:cNvPr descr="/tmp/tmp0334j8nq/emf/diagrams/spec/run-state.de.emf" id="70" name="Picture"/>
                     <pic:cNvPicPr>
                       <a:picLocks noChangeArrowheads="1" noChangeAspect="1"/>
                     </pic:cNvPicPr>
@@ -11926,7 +11926,7 @@
               <a:graphicData uri="http://schemas.openxmlformats.org/drawingml/2006/picture">
                 <pic:pic>
                   <pic:nvPicPr>
-                    <pic:cNvPr descr="/tmp/tmpl0mo_s_5/emf/diagrams/spec/write-boundaries.de.emf" id="79" name="Picture"/>
+                    <pic:cNvPr descr="/tmp/tmp0334j8nq/emf/diagrams/spec/write-boundaries.de.emf" id="79" name="Picture"/>
                     <pic:cNvPicPr>
                       <a:picLocks noChangeArrowheads="1" noChangeAspect="1"/>
                     </pic:cNvPicPr>
@@ -15082,7 +15082,13 @@
         <w:t xml:space="preserve">adw/models.py</w:t>
       </w:r>
       <w:r>
-        <w:t xml:space="preserve">):</w:t>
+        <w:t xml:space="preserve">; läuft</w:t>
+      </w:r>
+      <w:r>
+        <w:t xml:space="preserve"> </w:t>
+      </w:r>
+      <w:r>
+        <w:t xml:space="preserve">nach dem Arbeitsbaum-Vorflug, ein abgelehnter Checkout kostet so keine Probe-Tokens):</w:t>
       </w:r>
       <w:r>
         <w:t xml:space="preserve"> </w:t>
@@ -15232,7 +15238,13 @@
         <w:t xml:space="preserve"> </w:t>
       </w:r>
       <w:r>
-        <w:t xml:space="preserve">schreibbarer Cache warnt und blockiert nie.</w:t>
+        <w:t xml:space="preserve">schreibbarer Cache warnt und blockiert nie; eine unbrauchbare Cache-Datei (z. B.</w:t>
+      </w:r>
+      <w:r>
+        <w:t xml:space="preserve"> </w:t>
+      </w:r>
+      <w:r>
+        <w:t xml:space="preserve">Zeitstempel ohne Zeitzone) gilt als Cache-Miss.</w:t>
       </w:r>
     </w:p>
     <w:p>
@@ -16160,7 +16172,7 @@
               <a:graphicData uri="http://schemas.openxmlformats.org/drawingml/2006/picture">
                 <pic:pic>
                   <pic:nvPicPr>
-                    <pic:cNvPr descr="/tmp/tmpl0mo_s_5/emf/diagrams/spec/security-layers.de.emf" id="89" name="Picture"/>
+                    <pic:cNvPr descr="/tmp/tmp0334j8nq/emf/diagrams/spec/security-layers.de.emf" id="89" name="Picture"/>
                     <pic:cNvPicPr>
                       <a:picLocks noChangeArrowheads="1" noChangeAspect="1"/>
                     </pic:cNvPicPr>

--- a/docs/export/ADW-SPEC.de.docx
+++ b/docs/export/ADW-SPEC.de.docx
@@ -799,7 +799,7 @@
               <a:graphicData uri="http://schemas.openxmlformats.org/drawingml/2006/picture">
                 <pic:pic>
                   <pic:nvPicPr>
-                    <pic:cNvPr descr="/tmp/tmp0334j8nq/emf/diagrams/spec/philosophy-map.de.emf" id="33" name="Picture"/>
+                    <pic:cNvPr descr="/tmp/tmp4gy_zrvq/emf/diagrams/spec/philosophy-map.de.emf" id="33" name="Picture"/>
                     <pic:cNvPicPr>
                       <a:picLocks noChangeArrowheads="1" noChangeAspect="1"/>
                     </pic:cNvPicPr>
@@ -1274,7 +1274,7 @@
               <a:graphicData uri="http://schemas.openxmlformats.org/drawingml/2006/picture">
                 <pic:pic>
                   <pic:nvPicPr>
-                    <pic:cNvPr descr="/tmp/tmp0334j8nq/emf/diagrams/spec/fix-path.de.emf" id="38" name="Picture"/>
+                    <pic:cNvPr descr="/tmp/tmp4gy_zrvq/emf/diagrams/spec/fix-path.de.emf" id="38" name="Picture"/>
                     <pic:cNvPicPr>
                       <a:picLocks noChangeArrowheads="1" noChangeAspect="1"/>
                     </pic:cNvPicPr>
@@ -3734,7 +3734,7 @@
               <a:graphicData uri="http://schemas.openxmlformats.org/drawingml/2006/picture">
                 <pic:pic>
                   <pic:nvPicPr>
-                    <pic:cNvPr descr="/tmp/tmp0334j8nq/emf/diagrams/spec/architecture.de.emf" id="55" name="Picture"/>
+                    <pic:cNvPr descr="/tmp/tmp4gy_zrvq/emf/diagrams/spec/architecture.de.emf" id="55" name="Picture"/>
                     <pic:cNvPicPr>
                       <a:picLocks noChangeArrowheads="1" noChangeAspect="1"/>
                     </pic:cNvPicPr>
@@ -5661,7 +5661,7 @@
               <a:graphicData uri="http://schemas.openxmlformats.org/drawingml/2006/picture">
                 <pic:pic>
                   <pic:nvPicPr>
-                    <pic:cNvPr descr="/tmp/tmp0334j8nq/emf/diagrams/spec/module-layers.de.emf" id="58" name="Picture"/>
+                    <pic:cNvPr descr="/tmp/tmp4gy_zrvq/emf/diagrams/spec/module-layers.de.emf" id="58" name="Picture"/>
                     <pic:cNvPicPr>
                       <a:picLocks noChangeArrowheads="1" noChangeAspect="1"/>
                     </pic:cNvPicPr>
@@ -6631,7 +6631,7 @@
               <a:graphicData uri="http://schemas.openxmlformats.org/drawingml/2006/picture">
                 <pic:pic>
                   <pic:nvPicPr>
-                    <pic:cNvPr descr="/tmp/tmp0334j8nq/emf/diagrams/spec/state-machine.de.emf" id="64" name="Picture"/>
+                    <pic:cNvPr descr="/tmp/tmp4gy_zrvq/emf/diagrams/spec/state-machine.de.emf" id="64" name="Picture"/>
                     <pic:cNvPicPr>
                       <a:picLocks noChangeArrowheads="1" noChangeAspect="1"/>
                     </pic:cNvPicPr>
@@ -8519,7 +8519,7 @@
               <a:graphicData uri="http://schemas.openxmlformats.org/drawingml/2006/picture">
                 <pic:pic>
                   <pic:nvPicPr>
-                    <pic:cNvPr descr="/tmp/tmp0334j8nq/emf/diagrams/spec/run-state.de.emf" id="70" name="Picture"/>
+                    <pic:cNvPr descr="/tmp/tmp4gy_zrvq/emf/diagrams/spec/run-state.de.emf" id="70" name="Picture"/>
                     <pic:cNvPicPr>
                       <a:picLocks noChangeArrowheads="1" noChangeAspect="1"/>
                     </pic:cNvPicPr>
@@ -11926,7 +11926,7 @@
               <a:graphicData uri="http://schemas.openxmlformats.org/drawingml/2006/picture">
                 <pic:pic>
                   <pic:nvPicPr>
-                    <pic:cNvPr descr="/tmp/tmp0334j8nq/emf/diagrams/spec/write-boundaries.de.emf" id="79" name="Picture"/>
+                    <pic:cNvPr descr="/tmp/tmp4gy_zrvq/emf/diagrams/spec/write-boundaries.de.emf" id="79" name="Picture"/>
                     <pic:cNvPicPr>
                       <a:picLocks noChangeArrowheads="1" noChangeAspect="1"/>
                     </pic:cNvPicPr>
@@ -15169,13 +15169,53 @@
         <w:t xml:space="preserve"> </w:t>
       </w:r>
       <w:r>
-        <w:t xml:space="preserve">Upgrade. Weicht ein gepinntes Modell ab, wird das Kommando mit der zu ändernden</w:t>
-      </w:r>
-      <w:r>
-        <w:t xml:space="preserve"> </w:t>
-      </w:r>
-      <w:r>
-        <w:t xml:space="preserve">Konstante abgelehnt. 24 h gecacht in</w:t>
+        <w:t xml:space="preserve">Upgrade. Nur ein</w:t>
+      </w:r>
+      <w:r>
+        <w:t xml:space="preserve"> </w:t>
+      </w:r>
+      <w:r>
+        <w:rPr>
+          <w:b/>
+          <w:bCs/>
+        </w:rPr>
+        <w:t xml:space="preserve">nachweislich neueres</w:t>
+      </w:r>
+      <w:r>
+        <w:t xml:space="preserve"> </w:t>
+      </w:r>
+      <w:r>
+        <w:t xml:space="preserve">Modell lehnt das Kommando ab (mit der zu</w:t>
+      </w:r>
+      <w:r>
+        <w:t xml:space="preserve"> </w:t>
+      </w:r>
+      <w:r>
+        <w:t xml:space="preserve">ändernden Konstante): bei Claude dieselbe Reihe mit höherer Version — ältere IDs,</w:t>
+      </w:r>
+      <w:r>
+        <w:t xml:space="preserve"> </w:t>
+      </w:r>
+      <w:r>
+        <w:t xml:space="preserve">Datums-Snapshots,</w:t>
+      </w:r>
+      <w:r>
+        <w:t xml:space="preserve"> </w:t>
+      </w:r>
+      <w:r>
+        <w:rPr>
+          <w:rStyle w:val="VerbatimChar"/>
+        </w:rPr>
+        <w:t xml:space="preserve">[..]</w:t>
+      </w:r>
+      <w:r>
+        <w:t xml:space="preserve">-Suffixe, andere Reihen und unlesbare IDs blockieren nie.</w:t>
+      </w:r>
+      <w:r>
+        <w:t xml:space="preserve"> </w:t>
+      </w:r>
+      <w:r>
+        <w:t xml:space="preserve">Jede Rolle wird einzeln in</w:t>
       </w:r>
       <w:r>
         <w:t xml:space="preserve"> </w:t>
@@ -15190,6 +15230,12 @@
         <w:t xml:space="preserve"> </w:t>
       </w:r>
       <w:r>
+        <w:t xml:space="preserve">gecacht</w:t>
+      </w:r>
+      <w:r>
+        <w:t xml:space="preserve"> </w:t>
+      </w:r>
+      <w:r>
         <w:t xml:space="preserve">(</w:t>
       </w:r>
       <w:r>
@@ -15202,19 +15248,19 @@
         <w:t xml:space="preserve"> </w:t>
       </w:r>
       <w:r>
-        <w:t xml:space="preserve">überschreibt) samt den Pins, gegen die er lief — neue Pins</w:t>
-      </w:r>
-      <w:r>
-        <w:t xml:space="preserve"> </w:t>
-      </w:r>
-      <w:r>
-        <w:t xml:space="preserve">machen ihn ungültig; nur ein vollständiges Ergebnis wird gecacht; ein</w:t>
-      </w:r>
-      <w:r>
-        <w:t xml:space="preserve"> </w:t>
-      </w:r>
-      <w:r>
-        <w:t xml:space="preserve">fehlgeschlagener Probe (Fehler-Result,</w:t>
+        <w:t xml:space="preserve">überschreibt), gebunden an die aktuellen Pins: ein Erfolg</w:t>
+      </w:r>
+      <w:r>
+        <w:t xml:space="preserve"> </w:t>
+      </w:r>
+      <w:r>
+        <w:t xml:space="preserve">24 h, ein fehlgeschlagener Probe 1 h — nur abgelaufene Rollen werden neu geprüft.</w:t>
+      </w:r>
+      <w:r>
+        <w:t xml:space="preserve"> </w:t>
+      </w:r>
+      <w:r>
+        <w:t xml:space="preserve">Ein fehlgeschlagener Probe (Fehler-Result,</w:t>
       </w:r>
       <w:r>
         <w:t xml:space="preserve"> </w:t>
@@ -15226,25 +15272,52 @@
         <w:t xml:space="preserve">&lt;synthetic&gt;</w:t>
       </w:r>
       <w:r>
-        <w:t xml:space="preserve">-Modell, Zeitlimit 120 s), ein</w:t>
-      </w:r>
-      <w:r>
-        <w:t xml:space="preserve"> </w:t>
-      </w:r>
-      <w:r>
-        <w:t xml:space="preserve">fehlender, kaputter oder über 7 Tage alter codex-Katalog oder ein nicht</w:t>
-      </w:r>
-      <w:r>
-        <w:t xml:space="preserve"> </w:t>
-      </w:r>
-      <w:r>
-        <w:t xml:space="preserve">schreibbarer Cache warnt und blockiert nie; eine unbrauchbare Cache-Datei (z. B.</w:t>
-      </w:r>
-      <w:r>
-        <w:t xml:space="preserve"> </w:t>
-      </w:r>
-      <w:r>
-        <w:t xml:space="preserve">Zeitstempel ohne Zeitzone) gilt als Cache-Miss.</w:t>
+        <w:t xml:space="preserve">-Modell, Zeitlimit 120 s),</w:t>
+      </w:r>
+      <w:r>
+        <w:t xml:space="preserve"> </w:t>
+      </w:r>
+      <w:r>
+        <w:t xml:space="preserve">ein fehlender, kaputter, undatierter oder über 7 Tage alter codex-Katalog oder ein</w:t>
+      </w:r>
+      <w:r>
+        <w:t xml:space="preserve"> </w:t>
+      </w:r>
+      <w:r>
+        <w:t xml:space="preserve">nicht schreibbarer Cache warnt und blockiert nie; unbrauchbare Cache-Einträge</w:t>
+      </w:r>
+      <w:r>
+        <w:t xml:space="preserve"> </w:t>
+      </w:r>
+      <w:r>
+        <w:t xml:space="preserve">gelten als Miss. Bekannter blinder Fleck: Die Aliase löst die im SDK gebündelte</w:t>
+      </w:r>
+      <w:r>
+        <w:t xml:space="preserve"> </w:t>
+      </w:r>
+      <w:r>
+        <w:t xml:space="preserve">CLI auf — ein Modell, das nach dem installierten</w:t>
+      </w:r>
+      <w:r>
+        <w:t xml:space="preserve"> </w:t>
+      </w:r>
+      <w:r>
+        <w:rPr>
+          <w:rStyle w:val="VerbatimChar"/>
+        </w:rPr>
+        <w:t xml:space="preserve">claude-agent-sdk</w:t>
+      </w:r>
+      <w:r>
+        <w:t xml:space="preserve"> </w:t>
+      </w:r>
+      <w:r>
+        <w:t xml:space="preserve">erscheint,</w:t>
+      </w:r>
+      <w:r>
+        <w:t xml:space="preserve"> </w:t>
+      </w:r>
+      <w:r>
+        <w:t xml:space="preserve">bleibt unsichtbar, bis das SDK aktualisiert ist.</w:t>
       </w:r>
     </w:p>
     <w:p>
@@ -16172,7 +16245,7 @@
               <a:graphicData uri="http://schemas.openxmlformats.org/drawingml/2006/picture">
                 <pic:pic>
                   <pic:nvPicPr>
-                    <pic:cNvPr descr="/tmp/tmp0334j8nq/emf/diagrams/spec/security-layers.de.emf" id="89" name="Picture"/>
+                    <pic:cNvPr descr="/tmp/tmp4gy_zrvq/emf/diagrams/spec/security-layers.de.emf" id="89" name="Picture"/>
                     <pic:cNvPicPr>
                       <a:picLocks noChangeArrowheads="1" noChangeAspect="1"/>
                     </pic:cNvPicPr>

--- a/docs/export/ADW-SPEC.de.docx
+++ b/docs/export/ADW-SPEC.de.docx
@@ -799,7 +799,7 @@
               <a:graphicData uri="http://schemas.openxmlformats.org/drawingml/2006/picture">
                 <pic:pic>
                   <pic:nvPicPr>
-                    <pic:cNvPr descr="/tmp/tmp4gy_zrvq/emf/diagrams/spec/philosophy-map.de.emf" id="33" name="Picture"/>
+                    <pic:cNvPr descr="/tmp/tmpkl3lbqdr/emf/diagrams/spec/philosophy-map.de.emf" id="33" name="Picture"/>
                     <pic:cNvPicPr>
                       <a:picLocks noChangeArrowheads="1" noChangeAspect="1"/>
                     </pic:cNvPicPr>
@@ -1274,7 +1274,7 @@
               <a:graphicData uri="http://schemas.openxmlformats.org/drawingml/2006/picture">
                 <pic:pic>
                   <pic:nvPicPr>
-                    <pic:cNvPr descr="/tmp/tmp4gy_zrvq/emf/diagrams/spec/fix-path.de.emf" id="38" name="Picture"/>
+                    <pic:cNvPr descr="/tmp/tmpkl3lbqdr/emf/diagrams/spec/fix-path.de.emf" id="38" name="Picture"/>
                     <pic:cNvPicPr>
                       <a:picLocks noChangeArrowheads="1" noChangeAspect="1"/>
                     </pic:cNvPicPr>
@@ -3734,7 +3734,7 @@
               <a:graphicData uri="http://schemas.openxmlformats.org/drawingml/2006/picture">
                 <pic:pic>
                   <pic:nvPicPr>
-                    <pic:cNvPr descr="/tmp/tmp4gy_zrvq/emf/diagrams/spec/architecture.de.emf" id="55" name="Picture"/>
+                    <pic:cNvPr descr="/tmp/tmpkl3lbqdr/emf/diagrams/spec/architecture.de.emf" id="55" name="Picture"/>
                     <pic:cNvPicPr>
                       <a:picLocks noChangeArrowheads="1" noChangeAspect="1"/>
                     </pic:cNvPicPr>
@@ -5661,7 +5661,7 @@
               <a:graphicData uri="http://schemas.openxmlformats.org/drawingml/2006/picture">
                 <pic:pic>
                   <pic:nvPicPr>
-                    <pic:cNvPr descr="/tmp/tmp4gy_zrvq/emf/diagrams/spec/module-layers.de.emf" id="58" name="Picture"/>
+                    <pic:cNvPr descr="/tmp/tmpkl3lbqdr/emf/diagrams/spec/module-layers.de.emf" id="58" name="Picture"/>
                     <pic:cNvPicPr>
                       <a:picLocks noChangeArrowheads="1" noChangeAspect="1"/>
                     </pic:cNvPicPr>
@@ -6631,7 +6631,7 @@
               <a:graphicData uri="http://schemas.openxmlformats.org/drawingml/2006/picture">
                 <pic:pic>
                   <pic:nvPicPr>
-                    <pic:cNvPr descr="/tmp/tmp4gy_zrvq/emf/diagrams/spec/state-machine.de.emf" id="64" name="Picture"/>
+                    <pic:cNvPr descr="/tmp/tmpkl3lbqdr/emf/diagrams/spec/state-machine.de.emf" id="64" name="Picture"/>
                     <pic:cNvPicPr>
                       <a:picLocks noChangeArrowheads="1" noChangeAspect="1"/>
                     </pic:cNvPicPr>
@@ -8519,7 +8519,7 @@
               <a:graphicData uri="http://schemas.openxmlformats.org/drawingml/2006/picture">
                 <pic:pic>
                   <pic:nvPicPr>
-                    <pic:cNvPr descr="/tmp/tmp4gy_zrvq/emf/diagrams/spec/run-state.de.emf" id="70" name="Picture"/>
+                    <pic:cNvPr descr="/tmp/tmpkl3lbqdr/emf/diagrams/spec/run-state.de.emf" id="70" name="Picture"/>
                     <pic:cNvPicPr>
                       <a:picLocks noChangeArrowheads="1" noChangeAspect="1"/>
                     </pic:cNvPicPr>
@@ -11926,7 +11926,7 @@
               <a:graphicData uri="http://schemas.openxmlformats.org/drawingml/2006/picture">
                 <pic:pic>
                   <pic:nvPicPr>
-                    <pic:cNvPr descr="/tmp/tmp4gy_zrvq/emf/diagrams/spec/write-boundaries.de.emf" id="79" name="Picture"/>
+                    <pic:cNvPr descr="/tmp/tmpkl3lbqdr/emf/diagrams/spec/write-boundaries.de.emf" id="79" name="Picture"/>
                     <pic:cNvPicPr>
                       <a:picLocks noChangeArrowheads="1" noChangeAspect="1"/>
                     </pic:cNvPicPr>
@@ -13752,6 +13752,229 @@
     </w:p>
     <w:p>
       <w:pPr>
+        <w:pStyle w:val="Compact"/>
+        <w:numPr>
+          <w:ilvl w:val="0"/>
+          <w:numId w:val="1006"/>
+        </w:numPr>
+      </w:pPr>
+      <w:r>
+        <w:t xml:space="preserve">einem</w:t>
+      </w:r>
+      <w:r>
+        <w:t xml:space="preserve"> </w:t>
+      </w:r>
+      <w:r>
+        <w:rPr>
+          <w:b/>
+          <w:bCs/>
+        </w:rPr>
+        <w:t xml:space="preserve">privaten Arbeitsverzeichnis pro Aufruf</w:t>
+      </w:r>
+      <w:r>
+        <w:t xml:space="preserve"> </w:t>
+      </w:r>
+      <w:r>
+        <w:t xml:space="preserve">als Prozess-cwd und geschlossenem</w:t>
+      </w:r>
+      <w:r>
+        <w:t xml:space="preserve"> </w:t>
+      </w:r>
+      <w:r>
+        <w:t xml:space="preserve">stdin:</w:t>
+      </w:r>
+      <w:r>
+        <w:t xml:space="preserve"> </w:t>
+      </w:r>
+      <w:r>
+        <w:rPr>
+          <w:rStyle w:val="VerbatimChar"/>
+        </w:rPr>
+        <w:t xml:space="preserve">--ephemeral</w:t>
+      </w:r>
+      <w:r>
+        <w:t xml:space="preserve"> </w:t>
+      </w:r>
+      <w:r>
+        <w:t xml:space="preserve">(keine Session-Dateien),</w:t>
+      </w:r>
+      <w:r>
+        <w:t xml:space="preserve"> </w:t>
+      </w:r>
+      <w:r>
+        <w:rPr>
+          <w:rStyle w:val="VerbatimChar"/>
+        </w:rPr>
+        <w:t xml:space="preserve">--json</w:t>
+      </w:r>
+      <w:r>
+        <w:t xml:space="preserve"> </w:t>
+      </w:r>
+      <w:r>
+        <w:t xml:space="preserve">(Events; der Token-Verbrauch</w:t>
+      </w:r>
+      <w:r>
+        <w:t xml:space="preserve"> </w:t>
+      </w:r>
+      <w:r>
+        <w:t xml:space="preserve">aus</w:t>
+      </w:r>
+      <w:r>
+        <w:t xml:space="preserve"> </w:t>
+      </w:r>
+      <w:r>
+        <w:rPr>
+          <w:rStyle w:val="VerbatimChar"/>
+        </w:rPr>
+        <w:t xml:space="preserve">turn.completed</w:t>
+      </w:r>
+      <w:r>
+        <w:t xml:space="preserve"> </w:t>
+      </w:r>
+      <w:r>
+        <w:t xml:space="preserve">geht ins</w:t>
+      </w:r>
+      <w:r>
+        <w:t xml:space="preserve"> </w:t>
+      </w:r>
+      <w:r>
+        <w:rPr>
+          <w:rStyle w:val="VerbatimChar"/>
+        </w:rPr>
+        <w:t xml:space="preserve">usage</w:t>
+      </w:r>
+      <w:r>
+        <w:t xml:space="preserve"> </w:t>
+      </w:r>
+      <w:r>
+        <w:t xml:space="preserve">des Spans und in die Run-Summen),</w:t>
+      </w:r>
+      <w:r>
+        <w:t xml:space="preserve"> </w:t>
+      </w:r>
+      <w:r>
+        <w:rPr>
+          <w:rStyle w:val="VerbatimChar"/>
+        </w:rPr>
+        <w:t xml:space="preserve">-o last-message.txt</w:t>
+      </w:r>
+      <w:r>
+        <w:t xml:space="preserve"> </w:t>
+      </w:r>
+      <w:r>
+        <w:t xml:space="preserve">(die finale Antwort kommt aus dieser Datei, nicht aus dem</w:t>
+      </w:r>
+      <w:r>
+        <w:t xml:space="preserve"> </w:t>
+      </w:r>
+      <w:r>
+        <w:t xml:space="preserve">stdout-Transkript) und bei Reviews</w:t>
+      </w:r>
+      <w:r>
+        <w:t xml:space="preserve"> </w:t>
+      </w:r>
+      <w:r>
+        <w:rPr>
+          <w:rStyle w:val="VerbatimChar"/>
+        </w:rPr>
+        <w:t xml:space="preserve">--output-schema review-schema.json</w:t>
+      </w:r>
+      <w:r>
+        <w:t xml:space="preserve"> </w:t>
+      </w:r>
+      <w:r>
+        <w:t xml:space="preserve">(</w:t>
+      </w:r>
+      <w:r>
+        <w:rPr>
+          <w:rStyle w:val="VerbatimChar"/>
+        </w:rPr>
+        <w:t xml:space="preserve">findings.REVIEW_OUTPUT_SCHEMA</w:t>
+      </w:r>
+      <w:r>
+        <w:t xml:space="preserve">: die Antwort ist auf den Findings-Vertrag</w:t>
+      </w:r>
+      <w:r>
+        <w:t xml:space="preserve"> </w:t>
+      </w:r>
+      <w:r>
+        <w:t xml:space="preserve">festgelegt;</w:t>
+      </w:r>
+      <w:r>
+        <w:t xml:space="preserve"> </w:t>
+      </w:r>
+      <w:r>
+        <w:rPr>
+          <w:rStyle w:val="VerbatimChar"/>
+        </w:rPr>
+        <w:t xml:space="preserve">extract_review_result</w:t>
+      </w:r>
+      <w:r>
+        <w:t xml:space="preserve"> </w:t>
+      </w:r>
+      <w:r>
+        <w:t xml:space="preserve">validiert trotzdem). Die Dateinamen sind relativ</w:t>
+      </w:r>
+      <w:r>
+        <w:t xml:space="preserve"> </w:t>
+      </w:r>
+      <w:r>
+        <w:t xml:space="preserve">zum Arbeitsverzeichnis — die argv im Span-Start-Event ist byte-gleich zur</w:t>
+      </w:r>
+      <w:r>
+        <w:t xml:space="preserve"> </w:t>
+      </w:r>
+      <w:r>
+        <w:t xml:space="preserve">ausgeführten, und ins Ziel-Repo wird nichts geschrieben.</w:t>
+      </w:r>
+    </w:p>
+    <w:p>
+      <w:pPr>
+        <w:pStyle w:val="Compact"/>
+        <w:numPr>
+          <w:ilvl w:val="0"/>
+          <w:numId w:val="1006"/>
+        </w:numPr>
+      </w:pPr>
+      <w:r>
+        <w:t xml:space="preserve">die frische</w:t>
+      </w:r>
+      <w:r>
+        <w:t xml:space="preserve"> </w:t>
+      </w:r>
+      <w:r>
+        <w:rPr>
+          <w:rStyle w:val="VerbatimChar"/>
+        </w:rPr>
+        <w:t xml:space="preserve">models_cache.json</w:t>
+      </w:r>
+      <w:r>
+        <w:t xml:space="preserve">, die codex ins isolierte Home holt, wird als</w:t>
+      </w:r>
+      <w:r>
+        <w:t xml:space="preserve"> </w:t>
+      </w:r>
+      <w:r>
+        <w:rPr>
+          <w:rStyle w:val="VerbatimChar"/>
+        </w:rPr>
+        <w:t xml:space="preserve">~/.adw/codex-models-cache.json</w:t>
+      </w:r>
+      <w:r>
+        <w:t xml:space="preserve"> </w:t>
+      </w:r>
+      <w:r>
+        <w:t xml:space="preserve">aufbewahrt; der Modell-Check liest den jeweils</w:t>
+      </w:r>
+      <w:r>
+        <w:t xml:space="preserve"> </w:t>
+      </w:r>
+      <w:r>
+        <w:t xml:space="preserve">neueren Katalog.</w:t>
+      </w:r>
+    </w:p>
+    <w:p>
+      <w:pPr>
         <w:pStyle w:val="FirstParagraph"/>
       </w:pPr>
       <w:r>
@@ -16245,7 +16468,7 @@
               <a:graphicData uri="http://schemas.openxmlformats.org/drawingml/2006/picture">
                 <pic:pic>
                   <pic:nvPicPr>
-                    <pic:cNvPr descr="/tmp/tmp4gy_zrvq/emf/diagrams/spec/security-layers.de.emf" id="89" name="Picture"/>
+                    <pic:cNvPr descr="/tmp/tmpkl3lbqdr/emf/diagrams/spec/security-layers.de.emf" id="89" name="Picture"/>
                     <pic:cNvPicPr>
                       <a:picLocks noChangeArrowheads="1" noChangeAspect="1"/>
                     </pic:cNvPicPr>

--- a/docs/export/ADW-SPEC.de.docx
+++ b/docs/export/ADW-SPEC.de.docx
@@ -799,7 +799,7 @@
               <a:graphicData uri="http://schemas.openxmlformats.org/drawingml/2006/picture">
                 <pic:pic>
                   <pic:nvPicPr>
-                    <pic:cNvPr descr="/tmp/tmpkl3lbqdr/emf/diagrams/spec/philosophy-map.de.emf" id="33" name="Picture"/>
+                    <pic:cNvPr descr="/tmp/tmpmi02cfhz/emf/diagrams/spec/philosophy-map.de.emf" id="33" name="Picture"/>
                     <pic:cNvPicPr>
                       <a:picLocks noChangeArrowheads="1" noChangeAspect="1"/>
                     </pic:cNvPicPr>
@@ -1274,7 +1274,7 @@
               <a:graphicData uri="http://schemas.openxmlformats.org/drawingml/2006/picture">
                 <pic:pic>
                   <pic:nvPicPr>
-                    <pic:cNvPr descr="/tmp/tmpkl3lbqdr/emf/diagrams/spec/fix-path.de.emf" id="38" name="Picture"/>
+                    <pic:cNvPr descr="/tmp/tmpmi02cfhz/emf/diagrams/spec/fix-path.de.emf" id="38" name="Picture"/>
                     <pic:cNvPicPr>
                       <a:picLocks noChangeArrowheads="1" noChangeAspect="1"/>
                     </pic:cNvPicPr>
@@ -3734,7 +3734,7 @@
               <a:graphicData uri="http://schemas.openxmlformats.org/drawingml/2006/picture">
                 <pic:pic>
                   <pic:nvPicPr>
-                    <pic:cNvPr descr="/tmp/tmpkl3lbqdr/emf/diagrams/spec/architecture.de.emf" id="55" name="Picture"/>
+                    <pic:cNvPr descr="/tmp/tmpmi02cfhz/emf/diagrams/spec/architecture.de.emf" id="55" name="Picture"/>
                     <pic:cNvPicPr>
                       <a:picLocks noChangeArrowheads="1" noChangeAspect="1"/>
                     </pic:cNvPicPr>
@@ -5661,7 +5661,7 @@
               <a:graphicData uri="http://schemas.openxmlformats.org/drawingml/2006/picture">
                 <pic:pic>
                   <pic:nvPicPr>
-                    <pic:cNvPr descr="/tmp/tmpkl3lbqdr/emf/diagrams/spec/module-layers.de.emf" id="58" name="Picture"/>
+                    <pic:cNvPr descr="/tmp/tmpmi02cfhz/emf/diagrams/spec/module-layers.de.emf" id="58" name="Picture"/>
                     <pic:cNvPicPr>
                       <a:picLocks noChangeArrowheads="1" noChangeAspect="1"/>
                     </pic:cNvPicPr>
@@ -6631,7 +6631,7 @@
               <a:graphicData uri="http://schemas.openxmlformats.org/drawingml/2006/picture">
                 <pic:pic>
                   <pic:nvPicPr>
-                    <pic:cNvPr descr="/tmp/tmpkl3lbqdr/emf/diagrams/spec/state-machine.de.emf" id="64" name="Picture"/>
+                    <pic:cNvPr descr="/tmp/tmpmi02cfhz/emf/diagrams/spec/state-machine.de.emf" id="64" name="Picture"/>
                     <pic:cNvPicPr>
                       <a:picLocks noChangeArrowheads="1" noChangeAspect="1"/>
                     </pic:cNvPicPr>
@@ -8519,7 +8519,7 @@
               <a:graphicData uri="http://schemas.openxmlformats.org/drawingml/2006/picture">
                 <pic:pic>
                   <pic:nvPicPr>
-                    <pic:cNvPr descr="/tmp/tmpkl3lbqdr/emf/diagrams/spec/run-state.de.emf" id="70" name="Picture"/>
+                    <pic:cNvPr descr="/tmp/tmpmi02cfhz/emf/diagrams/spec/run-state.de.emf" id="70" name="Picture"/>
                     <pic:cNvPicPr>
                       <a:picLocks noChangeArrowheads="1" noChangeAspect="1"/>
                     </pic:cNvPicPr>
@@ -9795,28 +9795,34 @@
         <w:t xml:space="preserve"> </w:t>
       </w:r>
       <w:r>
-        <w:t xml:space="preserve">Schreibvorgang;</w:t>
-      </w:r>
-      <w:r>
-        <w:t xml:space="preserve"> </w:t>
-      </w:r>
-      <w:r>
-        <w:rPr>
-          <w:rStyle w:val="VerbatimChar"/>
-        </w:rPr>
-        <w:t xml:space="preserve">RunState.update()</w:t>
-      </w:r>
-      <w:r>
-        <w:t xml:space="preserve"> </w:t>
-      </w:r>
-      <w:r>
-        <w:t xml:space="preserve">gibt Lane-Threads eine Transaktion Laden →</w:t>
-      </w:r>
-      <w:r>
-        <w:t xml:space="preserve"> </w:t>
-      </w:r>
-      <w:r>
-        <w:t xml:space="preserve">Ändern → Schreiben; eine korrupte</w:t>
+        <w:t xml:space="preserve">Schreibvorgang; parallele Lane-Threads ändern den gemeinsamen In-Memory-State unter</w:t>
+      </w:r>
+      <w:r>
+        <w:t xml:space="preserve"> </w:t>
+      </w:r>
+      <w:r>
+        <w:rPr>
+          <w:rStyle w:val="VerbatimChar"/>
+        </w:rPr>
+        <w:t xml:space="preserve">RunContext.state_lock</w:t>
+      </w:r>
+      <w:r>
+        <w:t xml:space="preserve"> </w:t>
+      </w:r>
+      <w:r>
+        <w:t xml:space="preserve">und persistieren mit</w:t>
+      </w:r>
+      <w:r>
+        <w:t xml:space="preserve"> </w:t>
+      </w:r>
+      <w:r>
+        <w:rPr>
+          <w:rStyle w:val="VerbatimChar"/>
+        </w:rPr>
+        <w:t xml:space="preserve">ctx.save()</w:t>
+      </w:r>
+      <w:r>
+        <w:t xml:space="preserve">; eine korrupte</w:t>
       </w:r>
       <w:r>
         <w:t xml:space="preserve"> </w:t>
@@ -11926,7 +11932,7 @@
               <a:graphicData uri="http://schemas.openxmlformats.org/drawingml/2006/picture">
                 <pic:pic>
                   <pic:nvPicPr>
-                    <pic:cNvPr descr="/tmp/tmpkl3lbqdr/emf/diagrams/spec/write-boundaries.de.emf" id="79" name="Picture"/>
+                    <pic:cNvPr descr="/tmp/tmpmi02cfhz/emf/diagrams/spec/write-boundaries.de.emf" id="79" name="Picture"/>
                     <pic:cNvPicPr>
                       <a:picLocks noChangeArrowheads="1" noChangeAspect="1"/>
                     </pic:cNvPicPr>
@@ -16468,7 +16474,7 @@
               <a:graphicData uri="http://schemas.openxmlformats.org/drawingml/2006/picture">
                 <pic:pic>
                   <pic:nvPicPr>
-                    <pic:cNvPr descr="/tmp/tmpkl3lbqdr/emf/diagrams/spec/security-layers.de.emf" id="89" name="Picture"/>
+                    <pic:cNvPr descr="/tmp/tmpmi02cfhz/emf/diagrams/spec/security-layers.de.emf" id="89" name="Picture"/>
                     <pic:cNvPicPr>
                       <a:picLocks noChangeArrowheads="1" noChangeAspect="1"/>
                     </pic:cNvPicPr>

--- a/docs/export/ADW-SPEC.de.docx
+++ b/docs/export/ADW-SPEC.de.docx
@@ -799,7 +799,7 @@
               <a:graphicData uri="http://schemas.openxmlformats.org/drawingml/2006/picture">
                 <pic:pic>
                   <pic:nvPicPr>
-                    <pic:cNvPr descr="/tmp/tmpmi02cfhz/emf/diagrams/spec/philosophy-map.de.emf" id="33" name="Picture"/>
+                    <pic:cNvPr descr="/tmp/tmp6n3y1bnz/emf/diagrams/spec/philosophy-map.de.emf" id="33" name="Picture"/>
                     <pic:cNvPicPr>
                       <a:picLocks noChangeArrowheads="1" noChangeAspect="1"/>
                     </pic:cNvPicPr>
@@ -1274,7 +1274,7 @@
               <a:graphicData uri="http://schemas.openxmlformats.org/drawingml/2006/picture">
                 <pic:pic>
                   <pic:nvPicPr>
-                    <pic:cNvPr descr="/tmp/tmpmi02cfhz/emf/diagrams/spec/fix-path.de.emf" id="38" name="Picture"/>
+                    <pic:cNvPr descr="/tmp/tmp6n3y1bnz/emf/diagrams/spec/fix-path.de.emf" id="38" name="Picture"/>
                     <pic:cNvPicPr>
                       <a:picLocks noChangeArrowheads="1" noChangeAspect="1"/>
                     </pic:cNvPicPr>
@@ -3734,7 +3734,7 @@
               <a:graphicData uri="http://schemas.openxmlformats.org/drawingml/2006/picture">
                 <pic:pic>
                   <pic:nvPicPr>
-                    <pic:cNvPr descr="/tmp/tmpmi02cfhz/emf/diagrams/spec/architecture.de.emf" id="55" name="Picture"/>
+                    <pic:cNvPr descr="/tmp/tmp6n3y1bnz/emf/diagrams/spec/architecture.de.emf" id="55" name="Picture"/>
                     <pic:cNvPicPr>
                       <a:picLocks noChangeArrowheads="1" noChangeAspect="1"/>
                     </pic:cNvPicPr>
@@ -4491,7 +4491,7 @@
               <w:jc w:val="right"/>
             </w:pPr>
             <w:r>
-              <w:t xml:space="preserve">289</w:t>
+              <w:t xml:space="preserve">296</w:t>
             </w:r>
           </w:p>
         </w:tc>
@@ -4545,7 +4545,31 @@
               <w:t xml:space="preserve">find_latest</w:t>
             </w:r>
             <w:r>
-              <w:t xml:space="preserve">.</w:t>
+              <w:t xml:space="preserve">;</w:t>
+            </w:r>
+            <w:r>
+              <w:t xml:space="preserve"> </w:t>
+            </w:r>
+            <w:r>
+              <w:rPr>
+                <w:rStyle w:val="VerbatimChar"/>
+              </w:rPr>
+              <w:t xml:space="preserve">runs_root</w:t>
+            </w:r>
+            <w:r>
+              <w:t xml:space="preserve">/</w:t>
+            </w:r>
+            <w:r>
+              <w:rPr>
+                <w:rStyle w:val="VerbatimChar"/>
+              </w:rPr>
+              <w:t xml:space="preserve">contained</w:t>
+            </w:r>
+            <w:r>
+              <w:t xml:space="preserve"> </w:t>
+            </w:r>
+            <w:r>
+              <w:t xml:space="preserve">— die Begrenzung auf den Runs-Baum, gemeinsam für GUI und Retention.</w:t>
             </w:r>
           </w:p>
         </w:tc>
@@ -4745,7 +4769,7 @@
               <w:jc w:val="right"/>
             </w:pPr>
             <w:r>
-              <w:t xml:space="preserve">207</w:t>
+              <w:t xml:space="preserve">246</w:t>
             </w:r>
           </w:p>
         </w:tc>
@@ -4769,7 +4793,37 @@
               <w:t xml:space="preserve">glab api</w:t>
             </w:r>
             <w:r>
-              <w:t xml:space="preserve">, Abruf der Logs fehlgeschlagener Jobs.</w:t>
+              <w:t xml:space="preserve">, Abruf der Logs fehlgeschlagener Jobs; das forge-neutrale</w:t>
+            </w:r>
+            <w:r>
+              <w:t xml:space="preserve"> </w:t>
+            </w:r>
+            <w:r>
+              <w:rPr>
+                <w:rStyle w:val="VerbatimChar"/>
+              </w:rPr>
+              <w:t xml:space="preserve">run_forge_cli</w:t>
+            </w:r>
+            <w:r>
+              <w:t xml:space="preserve"> </w:t>
+            </w:r>
+            <w:r>
+              <w:t xml:space="preserve">(gehärteter glab/gh-Aufruf) und</w:t>
+            </w:r>
+            <w:r>
+              <w:t xml:space="preserve"> </w:t>
+            </w:r>
+            <w:r>
+              <w:rPr>
+                <w:rStyle w:val="VerbatimChar"/>
+              </w:rPr>
+              <w:t xml:space="preserve">poll_until</w:t>
+            </w:r>
+            <w:r>
+              <w:t xml:space="preserve"> </w:t>
+            </w:r>
+            <w:r>
+              <w:t xml:space="preserve">(Warteschleife) für beide Forges.</w:t>
             </w:r>
           </w:p>
         </w:tc>
@@ -4798,7 +4852,7 @@
               <w:jc w:val="right"/>
             </w:pPr>
             <w:r>
-              <w:t xml:space="preserve">172</w:t>
+              <w:t xml:space="preserve">137</w:t>
             </w:r>
           </w:p>
         </w:tc>
@@ -4986,6 +5040,53 @@
             </w:r>
             <w:r>
               <w:t xml:space="preserve">: Umgebungs-Whitelist für jeden Subprozess.</w:t>
+            </w:r>
+          </w:p>
+        </w:tc>
+      </w:tr>
+      <w:tr>
+        <w:tc>
+          <w:tcPr/>
+          <w:p>
+            <w:pPr>
+              <w:pStyle w:val="Compact"/>
+              <w:jc w:val="left"/>
+            </w:pPr>
+            <w:r>
+              <w:rPr>
+                <w:rStyle w:val="VerbatimChar"/>
+              </w:rPr>
+              <w:t xml:space="preserve">adw/git.py</w:t>
+            </w:r>
+          </w:p>
+        </w:tc>
+        <w:tc>
+          <w:tcPr/>
+          <w:p>
+            <w:pPr>
+              <w:pStyle w:val="Compact"/>
+              <w:jc w:val="right"/>
+            </w:pPr>
+            <w:r>
+              <w:t xml:space="preserve">30</w:t>
+            </w:r>
+          </w:p>
+        </w:tc>
+        <w:tc>
+          <w:tcPr/>
+          <w:p>
+            <w:pPr>
+              <w:pStyle w:val="Compact"/>
+              <w:jc w:val="left"/>
+            </w:pPr>
+            <w:r>
+              <w:rPr>
+                <w:rStyle w:val="VerbatimChar"/>
+              </w:rPr>
+              <w:t xml:space="preserve">run_git()</w:t>
+            </w:r>
+            <w:r>
+              <w:t xml:space="preserve">: der eine gehärtete Git-Aufruf (Hooks aus, Env-Whitelist, Timeout des Aufrufers) für Orchestrator, CLI und GUI.</w:t>
             </w:r>
           </w:p>
         </w:tc>
@@ -5661,7 +5762,7 @@
               <a:graphicData uri="http://schemas.openxmlformats.org/drawingml/2006/picture">
                 <pic:pic>
                   <pic:nvPicPr>
-                    <pic:cNvPr descr="/tmp/tmpmi02cfhz/emf/diagrams/spec/module-layers.de.emf" id="58" name="Picture"/>
+                    <pic:cNvPr descr="/tmp/tmp6n3y1bnz/emf/diagrams/spec/module-layers.de.emf" id="58" name="Picture"/>
                     <pic:cNvPicPr>
                       <a:picLocks noChangeArrowheads="1" noChangeAspect="1"/>
                     </pic:cNvPicPr>
@@ -6631,7 +6732,7 @@
               <a:graphicData uri="http://schemas.openxmlformats.org/drawingml/2006/picture">
                 <pic:pic>
                   <pic:nvPicPr>
-                    <pic:cNvPr descr="/tmp/tmpmi02cfhz/emf/diagrams/spec/state-machine.de.emf" id="64" name="Picture"/>
+                    <pic:cNvPr descr="/tmp/tmp6n3y1bnz/emf/diagrams/spec/state-machine.de.emf" id="64" name="Picture"/>
                     <pic:cNvPicPr>
                       <a:picLocks noChangeArrowheads="1" noChangeAspect="1"/>
                     </pic:cNvPicPr>
@@ -8519,7 +8620,7 @@
               <a:graphicData uri="http://schemas.openxmlformats.org/drawingml/2006/picture">
                 <pic:pic>
                   <pic:nvPicPr>
-                    <pic:cNvPr descr="/tmp/tmpmi02cfhz/emf/diagrams/spec/run-state.de.emf" id="70" name="Picture"/>
+                    <pic:cNvPr descr="/tmp/tmp6n3y1bnz/emf/diagrams/spec/run-state.de.emf" id="70" name="Picture"/>
                     <pic:cNvPicPr>
                       <a:picLocks noChangeArrowheads="1" noChangeAspect="1"/>
                     </pic:cNvPicPr>
@@ -11932,7 +12033,7 @@
               <a:graphicData uri="http://schemas.openxmlformats.org/drawingml/2006/picture">
                 <pic:pic>
                   <pic:nvPicPr>
-                    <pic:cNvPr descr="/tmp/tmpmi02cfhz/emf/diagrams/spec/write-boundaries.de.emf" id="79" name="Picture"/>
+                    <pic:cNvPr descr="/tmp/tmp6n3y1bnz/emf/diagrams/spec/write-boundaries.de.emf" id="79" name="Picture"/>
                     <pic:cNvPicPr>
                       <a:picLocks noChangeArrowheads="1" noChangeAspect="1"/>
                     </pic:cNvPicPr>
@@ -16474,7 +16575,7 @@
               <a:graphicData uri="http://schemas.openxmlformats.org/drawingml/2006/picture">
                 <pic:pic>
                   <pic:nvPicPr>
-                    <pic:cNvPr descr="/tmp/tmpmi02cfhz/emf/diagrams/spec/security-layers.de.emf" id="89" name="Picture"/>
+                    <pic:cNvPr descr="/tmp/tmp6n3y1bnz/emf/diagrams/spec/security-layers.de.emf" id="89" name="Picture"/>
                     <pic:cNvPicPr>
                       <a:picLocks noChangeArrowheads="1" noChangeAspect="1"/>
                     </pic:cNvPicPr>

--- a/docs/export/ADW-SPEC.de.docx
+++ b/docs/export/ADW-SPEC.de.docx
@@ -799,7 +799,7 @@
               <a:graphicData uri="http://schemas.openxmlformats.org/drawingml/2006/picture">
                 <pic:pic>
                   <pic:nvPicPr>
-                    <pic:cNvPr descr="/tmp/tmp6n3y1bnz/emf/diagrams/spec/philosophy-map.de.emf" id="33" name="Picture"/>
+                    <pic:cNvPr descr="/tmp/tmpgr3muoi7/emf/diagrams/spec/philosophy-map.de.emf" id="33" name="Picture"/>
                     <pic:cNvPicPr>
                       <a:picLocks noChangeArrowheads="1" noChangeAspect="1"/>
                     </pic:cNvPicPr>
@@ -954,16 +954,40 @@
         <w:t xml:space="preserve"> </w:t>
       </w:r>
       <w:r>
-        <w:rPr>
-          <w:rStyle w:val="VerbatimChar"/>
-        </w:rPr>
-        <w:t xml:space="preserve">adw/phases.py</w:t>
-      </w:r>
-      <w:r>
-        <w:t xml:space="preserve"> </w:t>
-      </w:r>
-      <w:r>
-        <w:t xml:space="preserve">besitzt jede Schleife; Agents bekommen einen</w:t>
+        <w:t xml:space="preserve">Die Phasen-Module (</w:t>
+      </w:r>
+      <w:r>
+        <w:rPr>
+          <w:rStyle w:val="VerbatimChar"/>
+        </w:rPr>
+        <w:t xml:space="preserve">adw/authoring.py</w:t>
+      </w:r>
+      <w:r>
+        <w:t xml:space="preserve">,</w:t>
+      </w:r>
+      <w:r>
+        <w:t xml:space="preserve"> </w:t>
+      </w:r>
+      <w:r>
+        <w:rPr>
+          <w:rStyle w:val="VerbatimChar"/>
+        </w:rPr>
+        <w:t xml:space="preserve">lanes.py</w:t>
+      </w:r>
+      <w:r>
+        <w:t xml:space="preserve">,</w:t>
+      </w:r>
+      <w:r>
+        <w:t xml:space="preserve"> </w:t>
+      </w:r>
+      <w:r>
+        <w:rPr>
+          <w:rStyle w:val="VerbatimChar"/>
+        </w:rPr>
+        <w:t xml:space="preserve">phases.py</w:t>
+      </w:r>
+      <w:r>
+        <w:t xml:space="preserve">) besitzen jede Schleife; Agents bekommen einen</w:t>
       </w:r>
       <w:r>
         <w:t xml:space="preserve"> </w:t>
@@ -1274,7 +1298,7 @@
               <a:graphicData uri="http://schemas.openxmlformats.org/drawingml/2006/picture">
                 <pic:pic>
                   <pic:nvPicPr>
-                    <pic:cNvPr descr="/tmp/tmp6n3y1bnz/emf/diagrams/spec/fix-path.de.emf" id="38" name="Picture"/>
+                    <pic:cNvPr descr="/tmp/tmpgr3muoi7/emf/diagrams/spec/fix-path.de.emf" id="38" name="Picture"/>
                     <pic:cNvPicPr>
                       <a:picLocks noChangeArrowheads="1" noChangeAspect="1"/>
                     </pic:cNvPicPr>
@@ -1609,7 +1633,7 @@
         <w:rPr>
           <w:rStyle w:val="VerbatimChar"/>
         </w:rPr>
-        <w:t xml:space="preserve">phases.py</w:t>
+        <w:t xml:space="preserve">context.py</w:t>
       </w:r>
       <w:r>
         <w:t xml:space="preserve">;</w:t>
@@ -2061,7 +2085,7 @@
         <w:rPr>
           <w:rStyle w:val="VerbatimChar"/>
         </w:rPr>
-        <w:t xml:space="preserve">phases.py</w:t>
+        <w:t xml:space="preserve">lanes.py</w:t>
       </w:r>
       <w:r>
         <w:t xml:space="preserve">.</w:t>
@@ -2746,10 +2770,46 @@
         <w:rPr>
           <w:rStyle w:val="VerbatimChar"/>
         </w:rPr>
-        <w:t xml:space="preserve">cli._dry_run_runners/_dry_run_glab/_dry_run_gh</w:t>
-      </w:r>
-      <w:r>
-        <w:t xml:space="preserve">.</w:t>
+        <w:t xml:space="preserve">adw/dry_run.py</w:t>
+      </w:r>
+      <w:r>
+        <w:t xml:space="preserve"> </w:t>
+      </w:r>
+      <w:r>
+        <w:t xml:space="preserve">(</w:t>
+      </w:r>
+      <w:r>
+        <w:rPr>
+          <w:rStyle w:val="VerbatimChar"/>
+        </w:rPr>
+        <w:t xml:space="preserve">runners</w:t>
+      </w:r>
+      <w:r>
+        <w:t xml:space="preserve">,</w:t>
+      </w:r>
+      <w:r>
+        <w:t xml:space="preserve"> </w:t>
+      </w:r>
+      <w:r>
+        <w:rPr>
+          <w:rStyle w:val="VerbatimChar"/>
+        </w:rPr>
+        <w:t xml:space="preserve">glab</w:t>
+      </w:r>
+      <w:r>
+        <w:t xml:space="preserve">,</w:t>
+      </w:r>
+      <w:r>
+        <w:t xml:space="preserve"> </w:t>
+      </w:r>
+      <w:r>
+        <w:rPr>
+          <w:rStyle w:val="VerbatimChar"/>
+        </w:rPr>
+        <w:t xml:space="preserve">gh</w:t>
+      </w:r>
+      <w:r>
+        <w:t xml:space="preserve">).</w:t>
       </w:r>
     </w:p>
     <w:bookmarkEnd w:id="47"/>
@@ -3351,6 +3411,21 @@
         <w:t xml:space="preserve">_severity_context</w:t>
       </w:r>
       <w:r>
+        <w:t xml:space="preserve"> </w:t>
+      </w:r>
+      <w:r>
+        <w:t xml:space="preserve">in</w:t>
+      </w:r>
+      <w:r>
+        <w:t xml:space="preserve"> </w:t>
+      </w:r>
+      <w:r>
+        <w:rPr>
+          <w:rStyle w:val="VerbatimChar"/>
+        </w:rPr>
+        <w:t xml:space="preserve">review_policy.py</w:t>
+      </w:r>
+      <w:r>
         <w:t xml:space="preserve">,</w:t>
       </w:r>
       <w:r>
@@ -3361,6 +3436,21 @@
           <w:rStyle w:val="VerbatimChar"/>
         </w:rPr>
         <w:t xml:space="preserve">AUTHORING_MAX_ROUNDS = 5</w:t>
+      </w:r>
+      <w:r>
+        <w:t xml:space="preserve"> </w:t>
+      </w:r>
+      <w:r>
+        <w:t xml:space="preserve">in</w:t>
+      </w:r>
+      <w:r>
+        <w:t xml:space="preserve"> </w:t>
+      </w:r>
+      <w:r>
+        <w:rPr>
+          <w:rStyle w:val="VerbatimChar"/>
+        </w:rPr>
+        <w:t xml:space="preserve">authoring.py</w:t>
       </w:r>
       <w:r>
         <w:t xml:space="preserve">,</w:t>
@@ -3734,7 +3824,7 @@
               <a:graphicData uri="http://schemas.openxmlformats.org/drawingml/2006/picture">
                 <pic:pic>
                   <pic:nvPicPr>
-                    <pic:cNvPr descr="/tmp/tmp6n3y1bnz/emf/diagrams/spec/architecture.de.emf" id="55" name="Picture"/>
+                    <pic:cNvPr descr="/tmp/tmpgr3muoi7/emf/diagrams/spec/architecture.de.emf" id="55" name="Picture"/>
                     <pic:cNvPicPr>
                       <a:picLocks noChangeArrowheads="1" noChangeAspect="1"/>
                     </pic:cNvPicPr>
@@ -3852,7 +3942,7 @@
               <w:jc w:val="right"/>
             </w:pPr>
             <w:r>
-              <w:t xml:space="preserve">1235</w:t>
+              <w:t xml:space="preserve">936</w:t>
             </w:r>
           </w:p>
         </w:tc>
@@ -3984,7 +4074,34 @@
               <w:t xml:space="preserve">gh</w:t>
             </w:r>
             <w:r>
-              <w:t xml:space="preserve">), Forge-Vorflug, Arbeitsbaum-Vorflug mit Selbstheilung, Run-Ausführungs-Lock, Run-Span, Dry-Run-Verdrahtung, Auto-Prune.</w:t>
+              <w:t xml:space="preserve">),</w:t>
+            </w:r>
+            <w:r>
+              <w:t xml:space="preserve"> </w:t>
+            </w:r>
+            <w:r>
+              <w:rPr>
+                <w:rStyle w:val="VerbatimChar"/>
+              </w:rPr>
+              <w:t xml:space="preserve">_preflight</w:t>
+            </w:r>
+            <w:r>
+              <w:t xml:space="preserve"> </w:t>
+            </w:r>
+            <w:r>
+              <w:t xml:space="preserve">(Verweigerung → Exit 1), Run-Ausführungs-Lock, Run-Span,</w:t>
+            </w:r>
+            <w:r>
+              <w:t xml:space="preserve"> </w:t>
+            </w:r>
+            <w:r>
+              <w:rPr>
+                <w:rStyle w:val="VerbatimChar"/>
+              </w:rPr>
+              <w:t xml:space="preserve">_build_context</w:t>
+            </w:r>
+            <w:r>
+              <w:t xml:space="preserve">, Auto-Prune.</w:t>
             </w:r>
           </w:p>
         </w:tc>
@@ -4001,7 +4118,7 @@
               <w:rPr>
                 <w:rStyle w:val="VerbatimChar"/>
               </w:rPr>
-              <w:t xml:space="preserve">adw/phases.py</w:t>
+              <w:t xml:space="preserve">adw/preflight.py</w:t>
             </w:r>
           </w:p>
         </w:tc>
@@ -4013,31 +4130,40 @@
               <w:jc w:val="right"/>
             </w:pPr>
             <w:r>
-              <w:t xml:space="preserve">2674</w:t>
-            </w:r>
-          </w:p>
-        </w:tc>
-        <w:tc>
-          <w:tcPr/>
-          <w:p>
-            <w:pPr>
-              <w:pStyle w:val="Compact"/>
-              <w:jc w:val="left"/>
-            </w:pPr>
-            <w:r>
-              <w:t xml:space="preserve">Die sieben Phasen über einem</w:t>
-            </w:r>
-            <w:r>
-              <w:t xml:space="preserve"> </w:t>
-            </w:r>
-            <w:r>
-              <w:rPr>
-                <w:rStyle w:val="VerbatimChar"/>
-              </w:rPr>
-              <w:t xml:space="preserve">RunContext</w:t>
-            </w:r>
-            <w:r>
-              <w:t xml:space="preserve">: Entwurfsstufe, Synthese, Authoring-Loop, Freigabe- und Breakpoint-Gates, Lane-Gate-Schleife inkl. RED-Stufe, Integration + E2E, Codex-Review, Final-Review + Triage, Push + CI. Alle Limits, Dispatch und Eskalation.</w:t>
+              <w:t xml:space="preserve">199</w:t>
+            </w:r>
+          </w:p>
+        </w:tc>
+        <w:tc>
+          <w:tcPr/>
+          <w:p>
+            <w:pPr>
+              <w:pStyle w:val="Compact"/>
+              <w:jc w:val="left"/>
+            </w:pPr>
+            <w:r>
+              <w:t xml:space="preserve">Prüfungen vor run/resume/approve in fester Reihenfolge (</w:t>
+            </w:r>
+            <w:r>
+              <w:rPr>
+                <w:rStyle w:val="VerbatimChar"/>
+              </w:rPr>
+              <w:t xml:space="preserve">run_all</w:t>
+            </w:r>
+            <w:r>
+              <w:t xml:space="preserve">): Forge bekannt → Haupt-Checkout sauber (Selbstheilung der sechs ADW-Authoring-Artefakte) → Modell-Aktualität. Eskaliert nie, verändert außer der Selbstheilung nichts; verweigert mit</w:t>
+            </w:r>
+            <w:r>
+              <w:t xml:space="preserve"> </w:t>
+            </w:r>
+            <w:r>
+              <w:rPr>
+                <w:rStyle w:val="VerbatimChar"/>
+              </w:rPr>
+              <w:t xml:space="preserve">PreflightRefused</w:t>
+            </w:r>
+            <w:r>
+              <w:t xml:space="preserve">.</w:t>
             </w:r>
           </w:p>
         </w:tc>
@@ -4054,7 +4180,7 @@
               <w:rPr>
                 <w:rStyle w:val="VerbatimChar"/>
               </w:rPr>
-              <w:t xml:space="preserve">adw/agents.py</w:t>
+              <w:t xml:space="preserve">adw/dry_run.py</w:t>
             </w:r>
           </w:p>
         </w:tc>
@@ -4066,67 +4192,19 @@
               <w:jc w:val="right"/>
             </w:pPr>
             <w:r>
-              <w:t xml:space="preserve">595</w:t>
-            </w:r>
-          </w:p>
-        </w:tc>
-        <w:tc>
-          <w:tcPr/>
-          <w:p>
-            <w:pPr>
-              <w:pStyle w:val="Compact"/>
-              <w:jc w:val="left"/>
-            </w:pPr>
-            <w:r>
-              <w:t xml:space="preserve">Agent-Registry (</w:t>
-            </w:r>
-            <w:r>
-              <w:rPr>
-                <w:rStyle w:val="VerbatimChar"/>
-              </w:rPr>
-              <w:t xml:space="preserve">REGISTRY</w:t>
-            </w:r>
-            <w:r>
-              <w:t xml:space="preserve">,</w:t>
-            </w:r>
-            <w:r>
-              <w:t xml:space="preserve"> </w:t>
-            </w:r>
-            <w:r>
-              <w:rPr>
-                <w:rStyle w:val="VerbatimChar"/>
-              </w:rPr>
-              <w:t xml:space="preserve">AgentSpec</w:t>
-            </w:r>
-            <w:r>
-              <w:t xml:space="preserve">), geteilte Inhaltsregeln, Deny-Regeln,</w:t>
-            </w:r>
-            <w:r>
-              <w:t xml:space="preserve"> </w:t>
-            </w:r>
-            <w:r>
-              <w:rPr>
-                <w:rStyle w:val="VerbatimChar"/>
-              </w:rPr>
-              <w:t xml:space="preserve">SdkAgentRunner</w:t>
-            </w:r>
-            <w:r>
-              <w:t xml:space="preserve"> </w:t>
-            </w:r>
-            <w:r>
-              <w:t xml:space="preserve">(Stored-Login-Pflicht, Env-Bereinigung, Sandbox, Spiegelung des Streams ins Event-Log),</w:t>
-            </w:r>
-            <w:r>
-              <w:t xml:space="preserve"> </w:t>
-            </w:r>
-            <w:r>
-              <w:rPr>
-                <w:rStyle w:val="VerbatimChar"/>
-              </w:rPr>
-              <w:t xml:space="preserve">RunTotals</w:t>
-            </w:r>
-            <w:r>
-              <w:t xml:space="preserve">.</w:t>
+              <w:t xml:space="preserve">161</w:t>
+            </w:r>
+          </w:p>
+        </w:tc>
+        <w:tc>
+          <w:tcPr/>
+          <w:p>
+            <w:pPr>
+              <w:pStyle w:val="Compact"/>
+              <w:jc w:val="left"/>
+            </w:pPr>
+            <w:r>
+              <w:t xml:space="preserve">Dry-Run-Verdrahtung: kanonische Fixtures, geskriptete Mock-Runner für Agents/Codex, synthetische Gates, simulierte grüne GitLab-/GitHub-CI.</w:t>
             </w:r>
           </w:p>
         </w:tc>
@@ -4143,7 +4221,7 @@
               <w:rPr>
                 <w:rStyle w:val="VerbatimChar"/>
               </w:rPr>
-              <w:t xml:space="preserve">adw/codex.py</w:t>
+              <w:t xml:space="preserve">adw/phases.py</w:t>
             </w:r>
           </w:p>
         </w:tc>
@@ -4155,79 +4233,19 @@
               <w:jc w:val="right"/>
             </w:pPr>
             <w:r>
-              <w:t xml:space="preserve">473</w:t>
-            </w:r>
-          </w:p>
-        </w:tc>
-        <w:tc>
-          <w:tcPr/>
-          <w:p>
-            <w:pPr>
-              <w:pStyle w:val="Compact"/>
-              <w:jc w:val="left"/>
-            </w:pPr>
-            <w:r>
-              <w:rPr>
-                <w:rStyle w:val="VerbatimChar"/>
-              </w:rPr>
-              <w:t xml:space="preserve">CodexRunner</w:t>
-            </w:r>
-            <w:r>
-              <w:t xml:space="preserve">:</w:t>
-            </w:r>
-            <w:r>
-              <w:t xml:space="preserve"> </w:t>
-            </w:r>
-            <w:r>
-              <w:rPr>
-                <w:rStyle w:val="VerbatimChar"/>
-              </w:rPr>
-              <w:t xml:space="preserve">review()</w:t>
-            </w:r>
-            <w:r>
-              <w:t xml:space="preserve"> </w:t>
-            </w:r>
-            <w:r>
-              <w:t xml:space="preserve">und</w:t>
-            </w:r>
-            <w:r>
-              <w:t xml:space="preserve"> </w:t>
-            </w:r>
-            <w:r>
-              <w:rPr>
-                <w:rStyle w:val="VerbatimChar"/>
-              </w:rPr>
-              <w:t xml:space="preserve">author()</w:t>
-            </w:r>
-            <w:r>
-              <w:t xml:space="preserve"> </w:t>
-            </w:r>
-            <w:r>
-              <w:t xml:space="preserve">über</w:t>
-            </w:r>
-            <w:r>
-              <w:t xml:space="preserve"> </w:t>
-            </w:r>
-            <w:r>
-              <w:rPr>
-                <w:rStyle w:val="VerbatimChar"/>
-              </w:rPr>
-              <w:t xml:space="preserve">codex exec -m gpt-6-astra --sandbox read-only</w:t>
-            </w:r>
-            <w:r>
-              <w:t xml:space="preserve">, isoliertes</w:t>
-            </w:r>
-            <w:r>
-              <w:t xml:space="preserve"> </w:t>
-            </w:r>
-            <w:r>
-              <w:rPr>
-                <w:rStyle w:val="VerbatimChar"/>
-              </w:rPr>
-              <w:t xml:space="preserve">CODEX_HOME</w:t>
-            </w:r>
-            <w:r>
-              <w:t xml:space="preserve">, Marker-Block-Protokoll mit Nonce pro Aufruf, Prozessgruppen-Kill, Token-Rücksync.</w:t>
+              <w:t xml:space="preserve">645</w:t>
+            </w:r>
+          </w:p>
+        </w:tc>
+        <w:tc>
+          <w:tcPr/>
+          <w:p>
+            <w:pPr>
+              <w:pStyle w:val="Compact"/>
+              <w:jc w:val="left"/>
+            </w:pPr>
+            <w:r>
+              <w:t xml:space="preserve">Phasen 4–7 (Integration + E2E, Codex-Review, finaler Review + Triage, Push + CI) und die Fassade, aus der die CLI alle sieben Einstiegspunkte importiert.</w:t>
             </w:r>
           </w:p>
         </w:tc>
@@ -4244,7 +4262,7 @@
               <w:rPr>
                 <w:rStyle w:val="VerbatimChar"/>
               </w:rPr>
-              <w:t xml:space="preserve">adw/findings.py</w:t>
+              <w:t xml:space="preserve">adw/context.py</w:t>
             </w:r>
           </w:p>
         </w:tc>
@@ -4256,22 +4274,28 @@
               <w:jc w:val="right"/>
             </w:pPr>
             <w:r>
-              <w:t xml:space="preserve">223</w:t>
-            </w:r>
-          </w:p>
-        </w:tc>
-        <w:tc>
-          <w:tcPr/>
-          <w:p>
-            <w:pPr>
-              <w:pStyle w:val="Compact"/>
-              <w:jc w:val="left"/>
-            </w:pPr>
-            <w:r>
-              <w:rPr>
-                <w:rStyle w:val="VerbatimChar"/>
-              </w:rPr>
-              <w:t xml:space="preserve">Finding</w:t>
+              <w:t xml:space="preserve">370</w:t>
+            </w:r>
+          </w:p>
+        </w:tc>
+        <w:tc>
+          <w:tcPr/>
+          <w:p>
+            <w:pPr>
+              <w:pStyle w:val="Compact"/>
+              <w:jc w:val="left"/>
+            </w:pPr>
+            <w:r>
+              <w:t xml:space="preserve">Gemeinsamer Kern:</w:t>
+            </w:r>
+            <w:r>
+              <w:t xml:space="preserve"> </w:t>
+            </w:r>
+            <w:r>
+              <w:rPr>
+                <w:rStyle w:val="VerbatimChar"/>
+              </w:rPr>
+              <w:t xml:space="preserve">RunContext</w:t>
             </w:r>
             <w:r>
               <w:t xml:space="preserve">,</w:t>
@@ -4283,37 +4307,34 @@
               <w:rPr>
                 <w:rStyle w:val="VerbatimChar"/>
               </w:rPr>
-              <w:t xml:space="preserve">ReviewResult</w:t>
-            </w:r>
-            <w:r>
-              <w:t xml:space="preserve">,</w:t>
-            </w:r>
-            <w:r>
-              <w:t xml:space="preserve"> </w:t>
-            </w:r>
-            <w:r>
-              <w:rPr>
-                <w:rStyle w:val="VerbatimChar"/>
-              </w:rPr>
-              <w:t xml:space="preserve">SCHEMA_INSTRUCTION</w:t>
-            </w:r>
-            <w:r>
-              <w:t xml:space="preserve"> </w:t>
-            </w:r>
-            <w:r>
-              <w:t xml:space="preserve">(eine geteilte Konstante), strikter Parser</w:t>
-            </w:r>
-            <w:r>
-              <w:t xml:space="preserve"> </w:t>
-            </w:r>
-            <w:r>
-              <w:rPr>
-                <w:rStyle w:val="VerbatimChar"/>
-              </w:rPr>
-              <w:t xml:space="preserve">extract_review_result</w:t>
-            </w:r>
-            <w:r>
-              <w:t xml:space="preserve">.</w:t>
+              <w:t xml:space="preserve">escalate</w:t>
+            </w:r>
+            <w:r>
+              <w:t xml:space="preserve">, Exceptions, Phasen-/Lane-Spans,</w:t>
+            </w:r>
+            <w:r>
+              <w:t xml:space="preserve"> </w:t>
+            </w:r>
+            <w:r>
+              <w:rPr>
+                <w:rStyle w:val="VerbatimChar"/>
+              </w:rPr>
+              <w:t xml:space="preserve">_breakpoint_gate</w:t>
+            </w:r>
+            <w:r>
+              <w:t xml:space="preserve">, das eskalierende</w:t>
+            </w:r>
+            <w:r>
+              <w:t xml:space="preserve"> </w:t>
+            </w:r>
+            <w:r>
+              <w:rPr>
+                <w:rStyle w:val="VerbatimChar"/>
+              </w:rPr>
+              <w:t xml:space="preserve">_git</w:t>
+            </w:r>
+            <w:r>
+              <w:t xml:space="preserve">, Agent-/Codex-Aufrufstellen mit Spans, Checkpoint-Helfer.</w:t>
             </w:r>
           </w:p>
         </w:tc>
@@ -4330,7 +4351,7 @@
               <w:rPr>
                 <w:rStyle w:val="VerbatimChar"/>
               </w:rPr>
-              <w:t xml:space="preserve">adw/config.py</w:t>
+              <w:t xml:space="preserve">adw/authoring.py</w:t>
             </w:r>
           </w:p>
         </w:tc>
@@ -4342,127 +4363,19 @@
               <w:jc w:val="right"/>
             </w:pPr>
             <w:r>
-              <w:t xml:space="preserve">154</w:t>
-            </w:r>
-          </w:p>
-        </w:tc>
-        <w:tc>
-          <w:tcPr/>
-          <w:p>
-            <w:pPr>
-              <w:pStyle w:val="Compact"/>
-              <w:jc w:val="left"/>
-            </w:pPr>
-            <w:r>
-              <w:t xml:space="preserve">Schema und Loader von</w:t>
-            </w:r>
-            <w:r>
-              <w:t xml:space="preserve"> </w:t>
-            </w:r>
-            <w:r>
-              <w:rPr>
-                <w:rStyle w:val="VerbatimChar"/>
-              </w:rPr>
-              <w:t xml:space="preserve">.adw/config.yaml</w:t>
-            </w:r>
-            <w:r>
-              <w:t xml:space="preserve"> </w:t>
-            </w:r>
-            <w:r>
-              <w:t xml:space="preserve">(</w:t>
-            </w:r>
-            <w:r>
-              <w:rPr>
-                <w:rStyle w:val="VerbatimChar"/>
-              </w:rPr>
-              <w:t xml:space="preserve">AdwConfig</w:t>
-            </w:r>
-            <w:r>
-              <w:t xml:space="preserve">,</w:t>
-            </w:r>
-            <w:r>
-              <w:t xml:space="preserve"> </w:t>
-            </w:r>
-            <w:r>
-              <w:rPr>
-                <w:rStyle w:val="VerbatimChar"/>
-              </w:rPr>
-              <w:t xml:space="preserve">Gate</w:t>
-            </w:r>
-            <w:r>
-              <w:t xml:space="preserve">,</w:t>
-            </w:r>
-            <w:r>
-              <w:t xml:space="preserve"> </w:t>
-            </w:r>
-            <w:r>
-              <w:rPr>
-                <w:rStyle w:val="VerbatimChar"/>
-              </w:rPr>
-              <w:t xml:space="preserve">LaneConfig</w:t>
-            </w:r>
-            <w:r>
-              <w:t xml:space="preserve">,</w:t>
-            </w:r>
-            <w:r>
-              <w:t xml:space="preserve"> </w:t>
-            </w:r>
-            <w:r>
-              <w:rPr>
-                <w:rStyle w:val="VerbatimChar"/>
-              </w:rPr>
-              <w:t xml:space="preserve">E2eConfig</w:t>
-            </w:r>
-            <w:r>
-              <w:t xml:space="preserve">,</w:t>
-            </w:r>
-            <w:r>
-              <w:t xml:space="preserve"> </w:t>
-            </w:r>
-            <w:r>
-              <w:rPr>
-                <w:rStyle w:val="VerbatimChar"/>
-              </w:rPr>
-              <w:t xml:space="preserve">CiConfig</w:t>
-            </w:r>
-            <w:r>
-              <w:t xml:space="preserve">,</w:t>
-            </w:r>
-            <w:r>
-              <w:t xml:space="preserve"> </w:t>
-            </w:r>
-            <w:r>
-              <w:rPr>
-                <w:rStyle w:val="VerbatimChar"/>
-              </w:rPr>
-              <w:t xml:space="preserve">CodexConfig</w:t>
-            </w:r>
-            <w:r>
-              <w:t xml:space="preserve">,</w:t>
-            </w:r>
-            <w:r>
-              <w:t xml:space="preserve"> </w:t>
-            </w:r>
-            <w:r>
-              <w:rPr>
-                <w:rStyle w:val="VerbatimChar"/>
-              </w:rPr>
-              <w:t xml:space="preserve">TraceConfig</w:t>
-            </w:r>
-            <w:r>
-              <w:t xml:space="preserve">,</w:t>
-            </w:r>
-            <w:r>
-              <w:t xml:space="preserve"> </w:t>
-            </w:r>
-            <w:r>
-              <w:rPr>
-                <w:rStyle w:val="VerbatimChar"/>
-              </w:rPr>
-              <w:t xml:space="preserve">BreakpointName</w:t>
-            </w:r>
-            <w:r>
-              <w:t xml:space="preserve">).</w:t>
+              <w:t xml:space="preserve">851</w:t>
+            </w:r>
+          </w:p>
+        </w:tc>
+        <w:tc>
+          <w:tcPr/>
+          <w:p>
+            <w:pPr>
+              <w:pStyle w:val="Compact"/>
+              <w:jc w:val="left"/>
+            </w:pPr>
+            <w:r>
+              <w:t xml:space="preserve">Phasen 1–2: Entwurfsstufe mit zwei Autoren, Synthese, reviewter Authoring-Loop (Runden-Cap, Akzeptanz mit Known Findings), Spec-/Plan-Gates, Archivierung der Artefakte.</w:t>
             </w:r>
           </w:p>
         </w:tc>
@@ -4479,7 +4392,7 @@
               <w:rPr>
                 <w:rStyle w:val="VerbatimChar"/>
               </w:rPr>
-              <w:t xml:space="preserve">adw/state.py</w:t>
+              <w:t xml:space="preserve">adw/lanes.py</w:t>
             </w:r>
           </w:p>
         </w:tc>
@@ -4491,85 +4404,31 @@
               <w:jc w:val="right"/>
             </w:pPr>
             <w:r>
-              <w:t xml:space="preserve">296</w:t>
-            </w:r>
-          </w:p>
-        </w:tc>
-        <w:tc>
-          <w:tcPr/>
-          <w:p>
-            <w:pPr>
-              <w:pStyle w:val="Compact"/>
-              <w:jc w:val="left"/>
-            </w:pPr>
-            <w:r>
-              <w:rPr>
-                <w:rStyle w:val="VerbatimChar"/>
-              </w:rPr>
-              <w:t xml:space="preserve">RunState</w:t>
-            </w:r>
-            <w:r>
-              <w:t xml:space="preserve">,</w:t>
-            </w:r>
-            <w:r>
-              <w:t xml:space="preserve"> </w:t>
-            </w:r>
-            <w:r>
-              <w:rPr>
-                <w:rStyle w:val="VerbatimChar"/>
-              </w:rPr>
-              <w:t xml:space="preserve">LaneState</w:t>
-            </w:r>
-            <w:r>
-              <w:t xml:space="preserve">,</w:t>
-            </w:r>
-            <w:r>
-              <w:t xml:space="preserve"> </w:t>
-            </w:r>
-            <w:r>
-              <w:rPr>
-                <w:rStyle w:val="VerbatimChar"/>
-              </w:rPr>
-              <w:t xml:space="preserve">Phase</w:t>
-            </w:r>
-            <w:r>
-              <w:t xml:space="preserve">; atomare Persistenz, Transaktionen, monotone Sequenz,</w:t>
-            </w:r>
-            <w:r>
-              <w:t xml:space="preserve"> </w:t>
-            </w:r>
-            <w:r>
-              <w:rPr>
-                <w:rStyle w:val="VerbatimChar"/>
-              </w:rPr>
-              <w:t xml:space="preserve">find_latest</w:t>
-            </w:r>
-            <w:r>
-              <w:t xml:space="preserve">;</w:t>
-            </w:r>
-            <w:r>
-              <w:t xml:space="preserve"> </w:t>
-            </w:r>
-            <w:r>
-              <w:rPr>
-                <w:rStyle w:val="VerbatimChar"/>
-              </w:rPr>
-              <w:t xml:space="preserve">runs_root</w:t>
-            </w:r>
-            <w:r>
-              <w:t xml:space="preserve">/</w:t>
-            </w:r>
-            <w:r>
-              <w:rPr>
-                <w:rStyle w:val="VerbatimChar"/>
-              </w:rPr>
-              <w:t xml:space="preserve">contained</w:t>
-            </w:r>
-            <w:r>
-              <w:t xml:space="preserve"> </w:t>
-            </w:r>
-            <w:r>
-              <w:t xml:space="preserve">— die Begrenzung auf den Runs-Baum, gemeinsam für GUI und Retention.</w:t>
+              <w:t xml:space="preserve">710</w:t>
+            </w:r>
+          </w:p>
+        </w:tc>
+        <w:tc>
+          <w:tcPr/>
+          <w:p>
+            <w:pPr>
+              <w:pStyle w:val="Compact"/>
+              <w:jc w:val="left"/>
+            </w:pPr>
+            <w:r>
+              <w:t xml:space="preserve">Phase 3 und jeder Fix-Zyklus: Lane-Worktrees, TDD-RED-Stufe, Gate-Loop mit Circuit-Breaker, Commits durch den Orchestrator,</w:t>
+            </w:r>
+            <w:r>
+              <w:t xml:space="preserve"> </w:t>
+            </w:r>
+            <w:r>
+              <w:rPr>
+                <w:rStyle w:val="VerbatimChar"/>
+              </w:rPr>
+              <w:t xml:space="preserve">_dispatch_lane_fixes</w:t>
+            </w:r>
+            <w:r>
+              <w:t xml:space="preserve">.</w:t>
             </w:r>
           </w:p>
         </w:tc>
@@ -4586,7 +4445,7 @@
               <w:rPr>
                 <w:rStyle w:val="VerbatimChar"/>
               </w:rPr>
-              <w:t xml:space="preserve">adw/gates.py</w:t>
+              <w:t xml:space="preserve">adw/review_policy.py</w:t>
             </w:r>
           </w:p>
         </w:tc>
@@ -4598,31 +4457,19 @@
               <w:jc w:val="right"/>
             </w:pPr>
             <w:r>
-              <w:t xml:space="preserve">187</w:t>
-            </w:r>
-          </w:p>
-        </w:tc>
-        <w:tc>
-          <w:tcPr/>
-          <w:p>
-            <w:pPr>
-              <w:pStyle w:val="Compact"/>
-              <w:jc w:val="left"/>
-            </w:pPr>
-            <w:r>
-              <w:t xml:space="preserve">Gate-Runner: Subprozess pro Gate mit echtem Timeout, Prozessgruppen-Kill, begrenzter Ausgabe-Tail (200 Zeilen × max. 4 KiB),</w:t>
-            </w:r>
-            <w:r>
-              <w:t xml:space="preserve"> </w:t>
-            </w:r>
-            <w:r>
-              <w:rPr>
-                <w:rStyle w:val="VerbatimChar"/>
-              </w:rPr>
-              <w:t xml:space="preserve">gate</w:t>
-            </w:r>
-            <w:r>
-              <w:t xml:space="preserve">-Spans.</w:t>
+              <w:t xml:space="preserve">151</w:t>
+            </w:r>
+          </w:p>
+        </w:tc>
+        <w:tc>
+          <w:tcPr/>
+          <w:p>
+            <w:pPr>
+              <w:pStyle w:val="Compact"/>
+              <w:jc w:val="left"/>
+            </w:pPr>
+            <w:r>
+              <w:t xml:space="preserve">Review-Loop-Policy: Severity-Schwelle je Runde, Findings-Gedächtnis mit Disposition, Circuit-Breaker-Schlüssel, Follow-up-Report.</w:t>
             </w:r>
           </w:p>
         </w:tc>
@@ -4639,7 +4486,7 @@
               <w:rPr>
                 <w:rStyle w:val="VerbatimChar"/>
               </w:rPr>
-              <w:t xml:space="preserve">adw/worktrees.py</w:t>
+              <w:t xml:space="preserve">adw/agents.py</w:t>
             </w:r>
           </w:p>
         </w:tc>
@@ -4651,40 +4498,64 @@
               <w:jc w:val="right"/>
             </w:pPr>
             <w:r>
-              <w:t xml:space="preserve">219</w:t>
-            </w:r>
-          </w:p>
-        </w:tc>
-        <w:tc>
-          <w:tcPr/>
-          <w:p>
-            <w:pPr>
-              <w:pStyle w:val="Compact"/>
-              <w:jc w:val="left"/>
-            </w:pPr>
-            <w:r>
-              <w:t xml:space="preserve">Lane-Worktrees (idempotent, Ready-Marker, Recovery nach abgebrochenem add, serialisierte Mutationen), Lane-Branches</w:t>
-            </w:r>
-            <w:r>
-              <w:t xml:space="preserve"> </w:t>
-            </w:r>
-            <w:r>
-              <w:rPr>
-                <w:rStyle w:val="VerbatimChar"/>
-              </w:rPr>
-              <w:t xml:space="preserve">adw/&lt;run_id&gt;/&lt;lane&gt;</w:t>
-            </w:r>
-            <w:r>
-              <w:t xml:space="preserve">, deterministische Ports mit Bind-Check, selbstignorierende</w:t>
-            </w:r>
-            <w:r>
-              <w:t xml:space="preserve"> </w:t>
-            </w:r>
-            <w:r>
-              <w:rPr>
-                <w:rStyle w:val="VerbatimChar"/>
-              </w:rPr>
-              <w:t xml:space="preserve">.adw/runs/.gitignore</w:t>
+              <w:t xml:space="preserve">595</w:t>
+            </w:r>
+          </w:p>
+        </w:tc>
+        <w:tc>
+          <w:tcPr/>
+          <w:p>
+            <w:pPr>
+              <w:pStyle w:val="Compact"/>
+              <w:jc w:val="left"/>
+            </w:pPr>
+            <w:r>
+              <w:t xml:space="preserve">Agent-Registry (</w:t>
+            </w:r>
+            <w:r>
+              <w:rPr>
+                <w:rStyle w:val="VerbatimChar"/>
+              </w:rPr>
+              <w:t xml:space="preserve">REGISTRY</w:t>
+            </w:r>
+            <w:r>
+              <w:t xml:space="preserve">,</w:t>
+            </w:r>
+            <w:r>
+              <w:t xml:space="preserve"> </w:t>
+            </w:r>
+            <w:r>
+              <w:rPr>
+                <w:rStyle w:val="VerbatimChar"/>
+              </w:rPr>
+              <w:t xml:space="preserve">AgentSpec</w:t>
+            </w:r>
+            <w:r>
+              <w:t xml:space="preserve">), geteilte Inhaltsregeln, Deny-Regeln,</w:t>
+            </w:r>
+            <w:r>
+              <w:t xml:space="preserve"> </w:t>
+            </w:r>
+            <w:r>
+              <w:rPr>
+                <w:rStyle w:val="VerbatimChar"/>
+              </w:rPr>
+              <w:t xml:space="preserve">SdkAgentRunner</w:t>
+            </w:r>
+            <w:r>
+              <w:t xml:space="preserve"> </w:t>
+            </w:r>
+            <w:r>
+              <w:t xml:space="preserve">(Stored-Login-Pflicht, Env-Bereinigung, Sandbox, Spiegelung des Streams ins Event-Log),</w:t>
+            </w:r>
+            <w:r>
+              <w:t xml:space="preserve"> </w:t>
+            </w:r>
+            <w:r>
+              <w:rPr>
+                <w:rStyle w:val="VerbatimChar"/>
+              </w:rPr>
+              <w:t xml:space="preserve">RunTotals</w:t>
             </w:r>
             <w:r>
               <w:t xml:space="preserve">.</w:t>
@@ -4704,7 +4575,7 @@
               <w:rPr>
                 <w:rStyle w:val="VerbatimChar"/>
               </w:rPr>
-              <w:t xml:space="preserve">adw/triage.py</w:t>
+              <w:t xml:space="preserve">adw/codex.py</w:t>
             </w:r>
           </w:p>
         </w:tc>
@@ -4716,31 +4587,79 @@
               <w:jc w:val="right"/>
             </w:pPr>
             <w:r>
-              <w:t xml:space="preserve">95</w:t>
-            </w:r>
-          </w:p>
-        </w:tc>
-        <w:tc>
-          <w:tcPr/>
-          <w:p>
-            <w:pPr>
-              <w:pStyle w:val="Compact"/>
-              <w:jc w:val="left"/>
-            </w:pPr>
-            <w:r>
-              <w:t xml:space="preserve">Reine Funktionen: Final-Review-Triage (</w:t>
-            </w:r>
-            <w:r>
-              <w:rPr>
-                <w:rStyle w:val="VerbatimChar"/>
-              </w:rPr>
-              <w:t xml:space="preserve">scope_gap</w:t>
-            </w:r>
-            <w:r>
-              <w:t xml:space="preserve"> </w:t>
-            </w:r>
-            <w:r>
-              <w:t xml:space="preserve">→ Follow-up, Rest → Lane-Fixes), Limit-Prüfungen, Circuit-Breaker.</w:t>
+              <w:t xml:space="preserve">473</w:t>
+            </w:r>
+          </w:p>
+        </w:tc>
+        <w:tc>
+          <w:tcPr/>
+          <w:p>
+            <w:pPr>
+              <w:pStyle w:val="Compact"/>
+              <w:jc w:val="left"/>
+            </w:pPr>
+            <w:r>
+              <w:rPr>
+                <w:rStyle w:val="VerbatimChar"/>
+              </w:rPr>
+              <w:t xml:space="preserve">CodexRunner</w:t>
+            </w:r>
+            <w:r>
+              <w:t xml:space="preserve">:</w:t>
+            </w:r>
+            <w:r>
+              <w:t xml:space="preserve"> </w:t>
+            </w:r>
+            <w:r>
+              <w:rPr>
+                <w:rStyle w:val="VerbatimChar"/>
+              </w:rPr>
+              <w:t xml:space="preserve">review()</w:t>
+            </w:r>
+            <w:r>
+              <w:t xml:space="preserve"> </w:t>
+            </w:r>
+            <w:r>
+              <w:t xml:space="preserve">und</w:t>
+            </w:r>
+            <w:r>
+              <w:t xml:space="preserve"> </w:t>
+            </w:r>
+            <w:r>
+              <w:rPr>
+                <w:rStyle w:val="VerbatimChar"/>
+              </w:rPr>
+              <w:t xml:space="preserve">author()</w:t>
+            </w:r>
+            <w:r>
+              <w:t xml:space="preserve"> </w:t>
+            </w:r>
+            <w:r>
+              <w:t xml:space="preserve">über</w:t>
+            </w:r>
+            <w:r>
+              <w:t xml:space="preserve"> </w:t>
+            </w:r>
+            <w:r>
+              <w:rPr>
+                <w:rStyle w:val="VerbatimChar"/>
+              </w:rPr>
+              <w:t xml:space="preserve">codex exec -m gpt-6-astra --sandbox read-only</w:t>
+            </w:r>
+            <w:r>
+              <w:t xml:space="preserve">, isoliertes</w:t>
+            </w:r>
+            <w:r>
+              <w:t xml:space="preserve"> </w:t>
+            </w:r>
+            <w:r>
+              <w:rPr>
+                <w:rStyle w:val="VerbatimChar"/>
+              </w:rPr>
+              <w:t xml:space="preserve">CODEX_HOME</w:t>
+            </w:r>
+            <w:r>
+              <w:t xml:space="preserve">, Marker-Block-Protokoll mit Nonce pro Aufruf, Prozessgruppen-Kill, Token-Rücksync.</w:t>
             </w:r>
           </w:p>
         </w:tc>
@@ -4757,7 +4676,7 @@
               <w:rPr>
                 <w:rStyle w:val="VerbatimChar"/>
               </w:rPr>
-              <w:t xml:space="preserve">adw/ci.py</w:t>
+              <w:t xml:space="preserve">adw/findings.py</w:t>
             </w:r>
           </w:p>
         </w:tc>
@@ -4769,61 +4688,64 @@
               <w:jc w:val="right"/>
             </w:pPr>
             <w:r>
-              <w:t xml:space="preserve">246</w:t>
-            </w:r>
-          </w:p>
-        </w:tc>
-        <w:tc>
-          <w:tcPr/>
-          <w:p>
-            <w:pPr>
-              <w:pStyle w:val="Compact"/>
-              <w:jc w:val="left"/>
-            </w:pPr>
-            <w:r>
-              <w:t xml:space="preserve">GitLab: SHA-gebundenes Pipeline-Polling über</w:t>
-            </w:r>
-            <w:r>
-              <w:t xml:space="preserve"> </w:t>
-            </w:r>
-            <w:r>
-              <w:rPr>
-                <w:rStyle w:val="VerbatimChar"/>
-              </w:rPr>
-              <w:t xml:space="preserve">glab api</w:t>
-            </w:r>
-            <w:r>
-              <w:t xml:space="preserve">, Abruf der Logs fehlgeschlagener Jobs; das forge-neutrale</w:t>
-            </w:r>
-            <w:r>
-              <w:t xml:space="preserve"> </w:t>
-            </w:r>
-            <w:r>
-              <w:rPr>
-                <w:rStyle w:val="VerbatimChar"/>
-              </w:rPr>
-              <w:t xml:space="preserve">run_forge_cli</w:t>
-            </w:r>
-            <w:r>
-              <w:t xml:space="preserve"> </w:t>
-            </w:r>
-            <w:r>
-              <w:t xml:space="preserve">(gehärteter glab/gh-Aufruf) und</w:t>
-            </w:r>
-            <w:r>
-              <w:t xml:space="preserve"> </w:t>
-            </w:r>
-            <w:r>
-              <w:rPr>
-                <w:rStyle w:val="VerbatimChar"/>
-              </w:rPr>
-              <w:t xml:space="preserve">poll_until</w:t>
-            </w:r>
-            <w:r>
-              <w:t xml:space="preserve"> </w:t>
-            </w:r>
-            <w:r>
-              <w:t xml:space="preserve">(Warteschleife) für beide Forges.</w:t>
+              <w:t xml:space="preserve">223</w:t>
+            </w:r>
+          </w:p>
+        </w:tc>
+        <w:tc>
+          <w:tcPr/>
+          <w:p>
+            <w:pPr>
+              <w:pStyle w:val="Compact"/>
+              <w:jc w:val="left"/>
+            </w:pPr>
+            <w:r>
+              <w:rPr>
+                <w:rStyle w:val="VerbatimChar"/>
+              </w:rPr>
+              <w:t xml:space="preserve">Finding</w:t>
+            </w:r>
+            <w:r>
+              <w:t xml:space="preserve">,</w:t>
+            </w:r>
+            <w:r>
+              <w:t xml:space="preserve"> </w:t>
+            </w:r>
+            <w:r>
+              <w:rPr>
+                <w:rStyle w:val="VerbatimChar"/>
+              </w:rPr>
+              <w:t xml:space="preserve">ReviewResult</w:t>
+            </w:r>
+            <w:r>
+              <w:t xml:space="preserve">,</w:t>
+            </w:r>
+            <w:r>
+              <w:t xml:space="preserve"> </w:t>
+            </w:r>
+            <w:r>
+              <w:rPr>
+                <w:rStyle w:val="VerbatimChar"/>
+              </w:rPr>
+              <w:t xml:space="preserve">SCHEMA_INSTRUCTION</w:t>
+            </w:r>
+            <w:r>
+              <w:t xml:space="preserve"> </w:t>
+            </w:r>
+            <w:r>
+              <w:t xml:space="preserve">(eine geteilte Konstante), strikter Parser</w:t>
+            </w:r>
+            <w:r>
+              <w:t xml:space="preserve"> </w:t>
+            </w:r>
+            <w:r>
+              <w:rPr>
+                <w:rStyle w:val="VerbatimChar"/>
+              </w:rPr>
+              <w:t xml:space="preserve">extract_review_result</w:t>
+            </w:r>
+            <w:r>
+              <w:t xml:space="preserve">.</w:t>
             </w:r>
           </w:p>
         </w:tc>
@@ -4840,7 +4762,7 @@
               <w:rPr>
                 <w:rStyle w:val="VerbatimChar"/>
               </w:rPr>
-              <w:t xml:space="preserve">adw/github.py</w:t>
+              <w:t xml:space="preserve">adw/config.py</w:t>
             </w:r>
           </w:p>
         </w:tc>
@@ -4852,28 +4774,40 @@
               <w:jc w:val="right"/>
             </w:pPr>
             <w:r>
-              <w:t xml:space="preserve">137</w:t>
-            </w:r>
-          </w:p>
-        </w:tc>
-        <w:tc>
-          <w:tcPr/>
-          <w:p>
-            <w:pPr>
-              <w:pStyle w:val="Compact"/>
-              <w:jc w:val="left"/>
-            </w:pPr>
-            <w:r>
-              <w:t xml:space="preserve">GitHub Actions: SHA-gebundenes Polling der Workflow-Runs über</w:t>
-            </w:r>
-            <w:r>
-              <w:t xml:space="preserve"> </w:t>
-            </w:r>
-            <w:r>
-              <w:rPr>
-                <w:rStyle w:val="VerbatimChar"/>
-              </w:rPr>
-              <w:t xml:space="preserve">gh api</w:t>
+              <w:t xml:space="preserve">154</w:t>
+            </w:r>
+          </w:p>
+        </w:tc>
+        <w:tc>
+          <w:tcPr/>
+          <w:p>
+            <w:pPr>
+              <w:pStyle w:val="Compact"/>
+              <w:jc w:val="left"/>
+            </w:pPr>
+            <w:r>
+              <w:t xml:space="preserve">Schema und Loader von</w:t>
+            </w:r>
+            <w:r>
+              <w:t xml:space="preserve"> </w:t>
+            </w:r>
+            <w:r>
+              <w:rPr>
+                <w:rStyle w:val="VerbatimChar"/>
+              </w:rPr>
+              <w:t xml:space="preserve">.adw/config.yaml</w:t>
+            </w:r>
+            <w:r>
+              <w:t xml:space="preserve"> </w:t>
+            </w:r>
+            <w:r>
+              <w:t xml:space="preserve">(</w:t>
+            </w:r>
+            <w:r>
+              <w:rPr>
+                <w:rStyle w:val="VerbatimChar"/>
+              </w:rPr>
+              <w:t xml:space="preserve">AdwConfig</w:t>
             </w:r>
             <w:r>
               <w:t xml:space="preserve">,</w:t>
@@ -4885,37 +4819,82 @@
               <w:rPr>
                 <w:rStyle w:val="VerbatimChar"/>
               </w:rPr>
-              <w:t xml:space="preserve">--log-failed</w:t>
-            </w:r>
-            <w:r>
-              <w:t xml:space="preserve">-Auszüge. Gleiches</w:t>
-            </w:r>
-            <w:r>
-              <w:t xml:space="preserve"> </w:t>
-            </w:r>
-            <w:r>
-              <w:rPr>
-                <w:rStyle w:val="VerbatimChar"/>
-              </w:rPr>
-              <w:t xml:space="preserve">CiResult</w:t>
-            </w:r>
-            <w:r>
-              <w:t xml:space="preserve"> </w:t>
-            </w:r>
-            <w:r>
-              <w:t xml:space="preserve">und gleiche Fehlerklassen wie</w:t>
-            </w:r>
-            <w:r>
-              <w:t xml:space="preserve"> </w:t>
-            </w:r>
-            <w:r>
-              <w:rPr>
-                <w:rStyle w:val="VerbatimChar"/>
-              </w:rPr>
-              <w:t xml:space="preserve">ci.py</w:t>
-            </w:r>
-            <w:r>
-              <w:t xml:space="preserve">.</w:t>
+              <w:t xml:space="preserve">Gate</w:t>
+            </w:r>
+            <w:r>
+              <w:t xml:space="preserve">,</w:t>
+            </w:r>
+            <w:r>
+              <w:t xml:space="preserve"> </w:t>
+            </w:r>
+            <w:r>
+              <w:rPr>
+                <w:rStyle w:val="VerbatimChar"/>
+              </w:rPr>
+              <w:t xml:space="preserve">LaneConfig</w:t>
+            </w:r>
+            <w:r>
+              <w:t xml:space="preserve">,</w:t>
+            </w:r>
+            <w:r>
+              <w:t xml:space="preserve"> </w:t>
+            </w:r>
+            <w:r>
+              <w:rPr>
+                <w:rStyle w:val="VerbatimChar"/>
+              </w:rPr>
+              <w:t xml:space="preserve">E2eConfig</w:t>
+            </w:r>
+            <w:r>
+              <w:t xml:space="preserve">,</w:t>
+            </w:r>
+            <w:r>
+              <w:t xml:space="preserve"> </w:t>
+            </w:r>
+            <w:r>
+              <w:rPr>
+                <w:rStyle w:val="VerbatimChar"/>
+              </w:rPr>
+              <w:t xml:space="preserve">CiConfig</w:t>
+            </w:r>
+            <w:r>
+              <w:t xml:space="preserve">,</w:t>
+            </w:r>
+            <w:r>
+              <w:t xml:space="preserve"> </w:t>
+            </w:r>
+            <w:r>
+              <w:rPr>
+                <w:rStyle w:val="VerbatimChar"/>
+              </w:rPr>
+              <w:t xml:space="preserve">CodexConfig</w:t>
+            </w:r>
+            <w:r>
+              <w:t xml:space="preserve">,</w:t>
+            </w:r>
+            <w:r>
+              <w:t xml:space="preserve"> </w:t>
+            </w:r>
+            <w:r>
+              <w:rPr>
+                <w:rStyle w:val="VerbatimChar"/>
+              </w:rPr>
+              <w:t xml:space="preserve">TraceConfig</w:t>
+            </w:r>
+            <w:r>
+              <w:t xml:space="preserve">,</w:t>
+            </w:r>
+            <w:r>
+              <w:t xml:space="preserve"> </w:t>
+            </w:r>
+            <w:r>
+              <w:rPr>
+                <w:rStyle w:val="VerbatimChar"/>
+              </w:rPr>
+              <w:t xml:space="preserve">BreakpointName</w:t>
+            </w:r>
+            <w:r>
+              <w:t xml:space="preserve">).</w:t>
             </w:r>
           </w:p>
         </w:tc>
@@ -4932,7 +4911,7 @@
               <w:rPr>
                 <w:rStyle w:val="VerbatimChar"/>
               </w:rPr>
-              <w:t xml:space="preserve">adw/forge.py</w:t>
+              <w:t xml:space="preserve">adw/state.py</w:t>
             </w:r>
           </w:p>
         </w:tc>
@@ -4944,55 +4923,85 @@
               <w:jc w:val="right"/>
             </w:pPr>
             <w:r>
-              <w:t xml:space="preserve">82</w:t>
-            </w:r>
-          </w:p>
-        </w:tc>
-        <w:tc>
-          <w:tcPr/>
-          <w:p>
-            <w:pPr>
-              <w:pStyle w:val="Compact"/>
-              <w:jc w:val="left"/>
-            </w:pPr>
-            <w:r>
-              <w:t xml:space="preserve">GitLab vs. GitHub:</w:t>
-            </w:r>
-            <w:r>
-              <w:t xml:space="preserve"> </w:t>
-            </w:r>
-            <w:r>
-              <w:rPr>
-                <w:rStyle w:val="VerbatimChar"/>
-              </w:rPr>
-              <w:t xml:space="preserve">ci.provider</w:t>
-            </w:r>
-            <w:r>
-              <w:t xml:space="preserve">-Override, sonst Hostname der</w:t>
-            </w:r>
-            <w:r>
-              <w:t xml:space="preserve"> </w:t>
-            </w:r>
-            <w:r>
-              <w:rPr>
-                <w:rStyle w:val="VerbatimChar"/>
-              </w:rPr>
-              <w:t xml:space="preserve">origin</w:t>
-            </w:r>
-            <w:r>
-              <w:t xml:space="preserve">-URL; unbekannter Host →</w:t>
-            </w:r>
-            <w:r>
-              <w:t xml:space="preserve"> </w:t>
-            </w:r>
-            <w:r>
-              <w:rPr>
-                <w:rStyle w:val="VerbatimChar"/>
-              </w:rPr>
-              <w:t xml:space="preserve">ForgeError</w:t>
-            </w:r>
-            <w:r>
-              <w:t xml:space="preserve">: der Forge-Vorflug der CLI verweigert das Kommando; Phase 7 eskaliert nur, wenn sich Origin/Config während des Laufs geändert hat (Dry-Run: Rückfall auf GitLab).</w:t>
+              <w:t xml:space="preserve">296</w:t>
+            </w:r>
+          </w:p>
+        </w:tc>
+        <w:tc>
+          <w:tcPr/>
+          <w:p>
+            <w:pPr>
+              <w:pStyle w:val="Compact"/>
+              <w:jc w:val="left"/>
+            </w:pPr>
+            <w:r>
+              <w:rPr>
+                <w:rStyle w:val="VerbatimChar"/>
+              </w:rPr>
+              <w:t xml:space="preserve">RunState</w:t>
+            </w:r>
+            <w:r>
+              <w:t xml:space="preserve">,</w:t>
+            </w:r>
+            <w:r>
+              <w:t xml:space="preserve"> </w:t>
+            </w:r>
+            <w:r>
+              <w:rPr>
+                <w:rStyle w:val="VerbatimChar"/>
+              </w:rPr>
+              <w:t xml:space="preserve">LaneState</w:t>
+            </w:r>
+            <w:r>
+              <w:t xml:space="preserve">,</w:t>
+            </w:r>
+            <w:r>
+              <w:t xml:space="preserve"> </w:t>
+            </w:r>
+            <w:r>
+              <w:rPr>
+                <w:rStyle w:val="VerbatimChar"/>
+              </w:rPr>
+              <w:t xml:space="preserve">Phase</w:t>
+            </w:r>
+            <w:r>
+              <w:t xml:space="preserve">; atomare Persistenz, Transaktionen, monotone Sequenz,</w:t>
+            </w:r>
+            <w:r>
+              <w:t xml:space="preserve"> </w:t>
+            </w:r>
+            <w:r>
+              <w:rPr>
+                <w:rStyle w:val="VerbatimChar"/>
+              </w:rPr>
+              <w:t xml:space="preserve">find_latest</w:t>
+            </w:r>
+            <w:r>
+              <w:t xml:space="preserve">;</w:t>
+            </w:r>
+            <w:r>
+              <w:t xml:space="preserve"> </w:t>
+            </w:r>
+            <w:r>
+              <w:rPr>
+                <w:rStyle w:val="VerbatimChar"/>
+              </w:rPr>
+              <w:t xml:space="preserve">runs_root</w:t>
+            </w:r>
+            <w:r>
+              <w:t xml:space="preserve">/</w:t>
+            </w:r>
+            <w:r>
+              <w:rPr>
+                <w:rStyle w:val="VerbatimChar"/>
+              </w:rPr>
+              <w:t xml:space="preserve">contained</w:t>
+            </w:r>
+            <w:r>
+              <w:t xml:space="preserve"> </w:t>
+            </w:r>
+            <w:r>
+              <w:t xml:space="preserve">— die Begrenzung auf den Runs-Baum, gemeinsam für GUI und Retention.</w:t>
             </w:r>
           </w:p>
         </w:tc>
@@ -5009,7 +5018,7 @@
               <w:rPr>
                 <w:rStyle w:val="VerbatimChar"/>
               </w:rPr>
-              <w:t xml:space="preserve">adw/env.py</w:t>
+              <w:t xml:space="preserve">adw/gates.py</w:t>
             </w:r>
           </w:p>
         </w:tc>
@@ -5021,25 +5030,31 @@
               <w:jc w:val="right"/>
             </w:pPr>
             <w:r>
-              <w:t xml:space="preserve">39</w:t>
-            </w:r>
-          </w:p>
-        </w:tc>
-        <w:tc>
-          <w:tcPr/>
-          <w:p>
-            <w:pPr>
-              <w:pStyle w:val="Compact"/>
-              <w:jc w:val="left"/>
-            </w:pPr>
-            <w:r>
-              <w:rPr>
-                <w:rStyle w:val="VerbatimChar"/>
-              </w:rPr>
-              <w:t xml:space="preserve">safe_env()</w:t>
-            </w:r>
-            <w:r>
-              <w:t xml:space="preserve">: Umgebungs-Whitelist für jeden Subprozess.</w:t>
+              <w:t xml:space="preserve">187</w:t>
+            </w:r>
+          </w:p>
+        </w:tc>
+        <w:tc>
+          <w:tcPr/>
+          <w:p>
+            <w:pPr>
+              <w:pStyle w:val="Compact"/>
+              <w:jc w:val="left"/>
+            </w:pPr>
+            <w:r>
+              <w:t xml:space="preserve">Gate-Runner: Subprozess pro Gate mit echtem Timeout, Prozessgruppen-Kill, begrenzter Ausgabe-Tail (200 Zeilen × max. 4 KiB),</w:t>
+            </w:r>
+            <w:r>
+              <w:t xml:space="preserve"> </w:t>
+            </w:r>
+            <w:r>
+              <w:rPr>
+                <w:rStyle w:val="VerbatimChar"/>
+              </w:rPr>
+              <w:t xml:space="preserve">gate</w:t>
+            </w:r>
+            <w:r>
+              <w:t xml:space="preserve">-Spans.</w:t>
             </w:r>
           </w:p>
         </w:tc>
@@ -5056,7 +5071,7 @@
               <w:rPr>
                 <w:rStyle w:val="VerbatimChar"/>
               </w:rPr>
-              <w:t xml:space="preserve">adw/git.py</w:t>
+              <w:t xml:space="preserve">adw/worktrees.py</w:t>
             </w:r>
           </w:p>
         </w:tc>
@@ -5068,25 +5083,43 @@
               <w:jc w:val="right"/>
             </w:pPr>
             <w:r>
-              <w:t xml:space="preserve">30</w:t>
-            </w:r>
-          </w:p>
-        </w:tc>
-        <w:tc>
-          <w:tcPr/>
-          <w:p>
-            <w:pPr>
-              <w:pStyle w:val="Compact"/>
-              <w:jc w:val="left"/>
-            </w:pPr>
-            <w:r>
-              <w:rPr>
-                <w:rStyle w:val="VerbatimChar"/>
-              </w:rPr>
-              <w:t xml:space="preserve">run_git()</w:t>
-            </w:r>
-            <w:r>
-              <w:t xml:space="preserve">: der eine gehärtete Git-Aufruf (Hooks aus, Env-Whitelist, Timeout des Aufrufers) für Orchestrator, CLI und GUI.</w:t>
+              <w:t xml:space="preserve">219</w:t>
+            </w:r>
+          </w:p>
+        </w:tc>
+        <w:tc>
+          <w:tcPr/>
+          <w:p>
+            <w:pPr>
+              <w:pStyle w:val="Compact"/>
+              <w:jc w:val="left"/>
+            </w:pPr>
+            <w:r>
+              <w:t xml:space="preserve">Lane-Worktrees (idempotent, Ready-Marker, Recovery nach abgebrochenem add, serialisierte Mutationen), Lane-Branches</w:t>
+            </w:r>
+            <w:r>
+              <w:t xml:space="preserve"> </w:t>
+            </w:r>
+            <w:r>
+              <w:rPr>
+                <w:rStyle w:val="VerbatimChar"/>
+              </w:rPr>
+              <w:t xml:space="preserve">adw/&lt;run_id&gt;/&lt;lane&gt;</w:t>
+            </w:r>
+            <w:r>
+              <w:t xml:space="preserve">, deterministische Ports mit Bind-Check, selbstignorierende</w:t>
+            </w:r>
+            <w:r>
+              <w:t xml:space="preserve"> </w:t>
+            </w:r>
+            <w:r>
+              <w:rPr>
+                <w:rStyle w:val="VerbatimChar"/>
+              </w:rPr>
+              <w:t xml:space="preserve">.adw/runs/.gitignore</w:t>
+            </w:r>
+            <w:r>
+              <w:t xml:space="preserve">.</w:t>
             </w:r>
           </w:p>
         </w:tc>
@@ -5103,6 +5136,405 @@
               <w:rPr>
                 <w:rStyle w:val="VerbatimChar"/>
               </w:rPr>
+              <w:t xml:space="preserve">adw/triage.py</w:t>
+            </w:r>
+          </w:p>
+        </w:tc>
+        <w:tc>
+          <w:tcPr/>
+          <w:p>
+            <w:pPr>
+              <w:pStyle w:val="Compact"/>
+              <w:jc w:val="right"/>
+            </w:pPr>
+            <w:r>
+              <w:t xml:space="preserve">95</w:t>
+            </w:r>
+          </w:p>
+        </w:tc>
+        <w:tc>
+          <w:tcPr/>
+          <w:p>
+            <w:pPr>
+              <w:pStyle w:val="Compact"/>
+              <w:jc w:val="left"/>
+            </w:pPr>
+            <w:r>
+              <w:t xml:space="preserve">Reine Funktionen: Final-Review-Triage (</w:t>
+            </w:r>
+            <w:r>
+              <w:rPr>
+                <w:rStyle w:val="VerbatimChar"/>
+              </w:rPr>
+              <w:t xml:space="preserve">scope_gap</w:t>
+            </w:r>
+            <w:r>
+              <w:t xml:space="preserve"> </w:t>
+            </w:r>
+            <w:r>
+              <w:t xml:space="preserve">→ Follow-up, Rest → Lane-Fixes), Limit-Prüfungen, Circuit-Breaker.</w:t>
+            </w:r>
+          </w:p>
+        </w:tc>
+      </w:tr>
+      <w:tr>
+        <w:tc>
+          <w:tcPr/>
+          <w:p>
+            <w:pPr>
+              <w:pStyle w:val="Compact"/>
+              <w:jc w:val="left"/>
+            </w:pPr>
+            <w:r>
+              <w:rPr>
+                <w:rStyle w:val="VerbatimChar"/>
+              </w:rPr>
+              <w:t xml:space="preserve">adw/ci.py</w:t>
+            </w:r>
+          </w:p>
+        </w:tc>
+        <w:tc>
+          <w:tcPr/>
+          <w:p>
+            <w:pPr>
+              <w:pStyle w:val="Compact"/>
+              <w:jc w:val="right"/>
+            </w:pPr>
+            <w:r>
+              <w:t xml:space="preserve">246</w:t>
+            </w:r>
+          </w:p>
+        </w:tc>
+        <w:tc>
+          <w:tcPr/>
+          <w:p>
+            <w:pPr>
+              <w:pStyle w:val="Compact"/>
+              <w:jc w:val="left"/>
+            </w:pPr>
+            <w:r>
+              <w:t xml:space="preserve">GitLab: SHA-gebundenes Pipeline-Polling über</w:t>
+            </w:r>
+            <w:r>
+              <w:t xml:space="preserve"> </w:t>
+            </w:r>
+            <w:r>
+              <w:rPr>
+                <w:rStyle w:val="VerbatimChar"/>
+              </w:rPr>
+              <w:t xml:space="preserve">glab api</w:t>
+            </w:r>
+            <w:r>
+              <w:t xml:space="preserve">, Abruf der Logs fehlgeschlagener Jobs; das forge-neutrale</w:t>
+            </w:r>
+            <w:r>
+              <w:t xml:space="preserve"> </w:t>
+            </w:r>
+            <w:r>
+              <w:rPr>
+                <w:rStyle w:val="VerbatimChar"/>
+              </w:rPr>
+              <w:t xml:space="preserve">run_forge_cli</w:t>
+            </w:r>
+            <w:r>
+              <w:t xml:space="preserve"> </w:t>
+            </w:r>
+            <w:r>
+              <w:t xml:space="preserve">(gehärteter glab/gh-Aufruf) und</w:t>
+            </w:r>
+            <w:r>
+              <w:t xml:space="preserve"> </w:t>
+            </w:r>
+            <w:r>
+              <w:rPr>
+                <w:rStyle w:val="VerbatimChar"/>
+              </w:rPr>
+              <w:t xml:space="preserve">poll_until</w:t>
+            </w:r>
+            <w:r>
+              <w:t xml:space="preserve"> </w:t>
+            </w:r>
+            <w:r>
+              <w:t xml:space="preserve">(Warteschleife) für beide Forges.</w:t>
+            </w:r>
+          </w:p>
+        </w:tc>
+      </w:tr>
+      <w:tr>
+        <w:tc>
+          <w:tcPr/>
+          <w:p>
+            <w:pPr>
+              <w:pStyle w:val="Compact"/>
+              <w:jc w:val="left"/>
+            </w:pPr>
+            <w:r>
+              <w:rPr>
+                <w:rStyle w:val="VerbatimChar"/>
+              </w:rPr>
+              <w:t xml:space="preserve">adw/github.py</w:t>
+            </w:r>
+          </w:p>
+        </w:tc>
+        <w:tc>
+          <w:tcPr/>
+          <w:p>
+            <w:pPr>
+              <w:pStyle w:val="Compact"/>
+              <w:jc w:val="right"/>
+            </w:pPr>
+            <w:r>
+              <w:t xml:space="preserve">137</w:t>
+            </w:r>
+          </w:p>
+        </w:tc>
+        <w:tc>
+          <w:tcPr/>
+          <w:p>
+            <w:pPr>
+              <w:pStyle w:val="Compact"/>
+              <w:jc w:val="left"/>
+            </w:pPr>
+            <w:r>
+              <w:t xml:space="preserve">GitHub Actions: SHA-gebundenes Polling der Workflow-Runs über</w:t>
+            </w:r>
+            <w:r>
+              <w:t xml:space="preserve"> </w:t>
+            </w:r>
+            <w:r>
+              <w:rPr>
+                <w:rStyle w:val="VerbatimChar"/>
+              </w:rPr>
+              <w:t xml:space="preserve">gh api</w:t>
+            </w:r>
+            <w:r>
+              <w:t xml:space="preserve">,</w:t>
+            </w:r>
+            <w:r>
+              <w:t xml:space="preserve"> </w:t>
+            </w:r>
+            <w:r>
+              <w:rPr>
+                <w:rStyle w:val="VerbatimChar"/>
+              </w:rPr>
+              <w:t xml:space="preserve">--log-failed</w:t>
+            </w:r>
+            <w:r>
+              <w:t xml:space="preserve">-Auszüge. Gleiches</w:t>
+            </w:r>
+            <w:r>
+              <w:t xml:space="preserve"> </w:t>
+            </w:r>
+            <w:r>
+              <w:rPr>
+                <w:rStyle w:val="VerbatimChar"/>
+              </w:rPr>
+              <w:t xml:space="preserve">CiResult</w:t>
+            </w:r>
+            <w:r>
+              <w:t xml:space="preserve"> </w:t>
+            </w:r>
+            <w:r>
+              <w:t xml:space="preserve">und gleiche Fehlerklassen wie</w:t>
+            </w:r>
+            <w:r>
+              <w:t xml:space="preserve"> </w:t>
+            </w:r>
+            <w:r>
+              <w:rPr>
+                <w:rStyle w:val="VerbatimChar"/>
+              </w:rPr>
+              <w:t xml:space="preserve">ci.py</w:t>
+            </w:r>
+            <w:r>
+              <w:t xml:space="preserve">.</w:t>
+            </w:r>
+          </w:p>
+        </w:tc>
+      </w:tr>
+      <w:tr>
+        <w:tc>
+          <w:tcPr/>
+          <w:p>
+            <w:pPr>
+              <w:pStyle w:val="Compact"/>
+              <w:jc w:val="left"/>
+            </w:pPr>
+            <w:r>
+              <w:rPr>
+                <w:rStyle w:val="VerbatimChar"/>
+              </w:rPr>
+              <w:t xml:space="preserve">adw/forge.py</w:t>
+            </w:r>
+          </w:p>
+        </w:tc>
+        <w:tc>
+          <w:tcPr/>
+          <w:p>
+            <w:pPr>
+              <w:pStyle w:val="Compact"/>
+              <w:jc w:val="right"/>
+            </w:pPr>
+            <w:r>
+              <w:t xml:space="preserve">82</w:t>
+            </w:r>
+          </w:p>
+        </w:tc>
+        <w:tc>
+          <w:tcPr/>
+          <w:p>
+            <w:pPr>
+              <w:pStyle w:val="Compact"/>
+              <w:jc w:val="left"/>
+            </w:pPr>
+            <w:r>
+              <w:t xml:space="preserve">GitLab vs. GitHub:</w:t>
+            </w:r>
+            <w:r>
+              <w:t xml:space="preserve"> </w:t>
+            </w:r>
+            <w:r>
+              <w:rPr>
+                <w:rStyle w:val="VerbatimChar"/>
+              </w:rPr>
+              <w:t xml:space="preserve">ci.provider</w:t>
+            </w:r>
+            <w:r>
+              <w:t xml:space="preserve">-Override, sonst Hostname der</w:t>
+            </w:r>
+            <w:r>
+              <w:t xml:space="preserve"> </w:t>
+            </w:r>
+            <w:r>
+              <w:rPr>
+                <w:rStyle w:val="VerbatimChar"/>
+              </w:rPr>
+              <w:t xml:space="preserve">origin</w:t>
+            </w:r>
+            <w:r>
+              <w:t xml:space="preserve">-URL; unbekannter Host →</w:t>
+            </w:r>
+            <w:r>
+              <w:t xml:space="preserve"> </w:t>
+            </w:r>
+            <w:r>
+              <w:rPr>
+                <w:rStyle w:val="VerbatimChar"/>
+              </w:rPr>
+              <w:t xml:space="preserve">ForgeError</w:t>
+            </w:r>
+            <w:r>
+              <w:t xml:space="preserve">: der Forge-Vorflug der CLI verweigert das Kommando; Phase 7 eskaliert nur, wenn sich Origin/Config während des Laufs geändert hat (Dry-Run: Rückfall auf GitLab).</w:t>
+            </w:r>
+          </w:p>
+        </w:tc>
+      </w:tr>
+      <w:tr>
+        <w:tc>
+          <w:tcPr/>
+          <w:p>
+            <w:pPr>
+              <w:pStyle w:val="Compact"/>
+              <w:jc w:val="left"/>
+            </w:pPr>
+            <w:r>
+              <w:rPr>
+                <w:rStyle w:val="VerbatimChar"/>
+              </w:rPr>
+              <w:t xml:space="preserve">adw/env.py</w:t>
+            </w:r>
+          </w:p>
+        </w:tc>
+        <w:tc>
+          <w:tcPr/>
+          <w:p>
+            <w:pPr>
+              <w:pStyle w:val="Compact"/>
+              <w:jc w:val="right"/>
+            </w:pPr>
+            <w:r>
+              <w:t xml:space="preserve">39</w:t>
+            </w:r>
+          </w:p>
+        </w:tc>
+        <w:tc>
+          <w:tcPr/>
+          <w:p>
+            <w:pPr>
+              <w:pStyle w:val="Compact"/>
+              <w:jc w:val="left"/>
+            </w:pPr>
+            <w:r>
+              <w:rPr>
+                <w:rStyle w:val="VerbatimChar"/>
+              </w:rPr>
+              <w:t xml:space="preserve">safe_env()</w:t>
+            </w:r>
+            <w:r>
+              <w:t xml:space="preserve">: Umgebungs-Whitelist für jeden Subprozess.</w:t>
+            </w:r>
+          </w:p>
+        </w:tc>
+      </w:tr>
+      <w:tr>
+        <w:tc>
+          <w:tcPr/>
+          <w:p>
+            <w:pPr>
+              <w:pStyle w:val="Compact"/>
+              <w:jc w:val="left"/>
+            </w:pPr>
+            <w:r>
+              <w:rPr>
+                <w:rStyle w:val="VerbatimChar"/>
+              </w:rPr>
+              <w:t xml:space="preserve">adw/git.py</w:t>
+            </w:r>
+          </w:p>
+        </w:tc>
+        <w:tc>
+          <w:tcPr/>
+          <w:p>
+            <w:pPr>
+              <w:pStyle w:val="Compact"/>
+              <w:jc w:val="right"/>
+            </w:pPr>
+            <w:r>
+              <w:t xml:space="preserve">30</w:t>
+            </w:r>
+          </w:p>
+        </w:tc>
+        <w:tc>
+          <w:tcPr/>
+          <w:p>
+            <w:pPr>
+              <w:pStyle w:val="Compact"/>
+              <w:jc w:val="left"/>
+            </w:pPr>
+            <w:r>
+              <w:rPr>
+                <w:rStyle w:val="VerbatimChar"/>
+              </w:rPr>
+              <w:t xml:space="preserve">run_git()</w:t>
+            </w:r>
+            <w:r>
+              <w:t xml:space="preserve">: der eine gehärtete Git-Aufruf (Hooks aus, Env-Whitelist, Timeout des Aufrufers) für Orchestrator, CLI und GUI.</w:t>
+            </w:r>
+          </w:p>
+        </w:tc>
+      </w:tr>
+      <w:tr>
+        <w:tc>
+          <w:tcPr/>
+          <w:p>
+            <w:pPr>
+              <w:pStyle w:val="Compact"/>
+              <w:jc w:val="left"/>
+            </w:pPr>
+            <w:r>
+              <w:rPr>
+                <w:rStyle w:val="VerbatimChar"/>
+              </w:rPr>
               <w:t xml:space="preserve">adw/events.py</w:t>
             </w:r>
           </w:p>
@@ -5606,19 +6038,144 @@
               <w:jc w:val="right"/>
             </w:pPr>
             <w:r>
-              <w:t xml:space="preserve">3073</w:t>
-            </w:r>
-          </w:p>
-        </w:tc>
-        <w:tc>
-          <w:tcPr/>
-          <w:p>
-            <w:pPr>
-              <w:pStyle w:val="Compact"/>
-              <w:jc w:val="left"/>
-            </w:pPr>
-            <w:r>
-              <w:t xml:space="preserve">Read-only-FastAPI-App: Lauf-Liste, Lauf-Detail (Trace/Timeline/Artefakte/Raw), JSON-API, SSE-Live-Tail, Diff-Endpoint mit Ref-Allowlist.</w:t>
+              <w:t xml:space="preserve">464</w:t>
+            </w:r>
+          </w:p>
+        </w:tc>
+        <w:tc>
+          <w:tcPr/>
+          <w:p>
+            <w:pPr>
+              <w:pStyle w:val="Compact"/>
+              <w:jc w:val="left"/>
+            </w:pPr>
+            <w:r>
+              <w:t xml:space="preserve">Read-only-FastAPI-App: Routen für Lauf-Liste, Lauf-Detail (Trace/Timeline/Artefakte/Raw), JSON-API, SSE-Live-Tail, Diff-Endpoint mit Ref-Allowlist; Template-Filter.</w:t>
+            </w:r>
+          </w:p>
+        </w:tc>
+      </w:tr>
+      <w:tr>
+        <w:tc>
+          <w:tcPr/>
+          <w:p>
+            <w:pPr>
+              <w:pStyle w:val="Compact"/>
+              <w:jc w:val="left"/>
+            </w:pPr>
+            <w:r>
+              <w:rPr>
+                <w:rStyle w:val="VerbatimChar"/>
+              </w:rPr>
+              <w:t xml:space="preserve">adw/gui/trace.py</w:t>
+            </w:r>
+            <w:r>
+              <w:t xml:space="preserve">,</w:t>
+            </w:r>
+            <w:r>
+              <w:t xml:space="preserve"> </w:t>
+            </w:r>
+            <w:r>
+              <w:rPr>
+                <w:rStyle w:val="VerbatimChar"/>
+              </w:rPr>
+              <w:t xml:space="preserve">fmt.py</w:t>
+            </w:r>
+            <w:r>
+              <w:t xml:space="preserve">,</w:t>
+            </w:r>
+            <w:r>
+              <w:t xml:space="preserve"> </w:t>
+            </w:r>
+            <w:r>
+              <w:rPr>
+                <w:rStyle w:val="VerbatimChar"/>
+              </w:rPr>
+              <w:t xml:space="preserve">runs.py</w:t>
+            </w:r>
+            <w:r>
+              <w:t xml:space="preserve">,</w:t>
+            </w:r>
+            <w:r>
+              <w:t xml:space="preserve"> </w:t>
+            </w:r>
+            <w:r>
+              <w:rPr>
+                <w:rStyle w:val="VerbatimChar"/>
+              </w:rPr>
+              <w:t xml:space="preserve">serialize.py</w:t>
+            </w:r>
+            <w:r>
+              <w:t xml:space="preserve">,</w:t>
+            </w:r>
+            <w:r>
+              <w:t xml:space="preserve"> </w:t>
+            </w:r>
+            <w:r>
+              <w:rPr>
+                <w:rStyle w:val="VerbatimChar"/>
+              </w:rPr>
+              <w:t xml:space="preserve">timeline.py</w:t>
+            </w:r>
+            <w:r>
+              <w:t xml:space="preserve">,</w:t>
+            </w:r>
+            <w:r>
+              <w:t xml:space="preserve"> </w:t>
+            </w:r>
+            <w:r>
+              <w:rPr>
+                <w:rStyle w:val="VerbatimChar"/>
+              </w:rPr>
+              <w:t xml:space="preserve">artifacts.py</w:t>
+            </w:r>
+            <w:r>
+              <w:t xml:space="preserve">,</w:t>
+            </w:r>
+            <w:r>
+              <w:t xml:space="preserve"> </w:t>
+            </w:r>
+            <w:r>
+              <w:rPr>
+                <w:rStyle w:val="VerbatimChar"/>
+              </w:rPr>
+              <w:t xml:space="preserve">diffs.py</w:t>
+            </w:r>
+            <w:r>
+              <w:t xml:space="preserve">,</w:t>
+            </w:r>
+            <w:r>
+              <w:t xml:space="preserve"> </w:t>
+            </w:r>
+            <w:r>
+              <w:rPr>
+                <w:rStyle w:val="VerbatimChar"/>
+              </w:rPr>
+              <w:t xml:space="preserve">projections.py</w:t>
+            </w:r>
+          </w:p>
+        </w:tc>
+        <w:tc>
+          <w:tcPr/>
+          <w:p>
+            <w:pPr>
+              <w:pStyle w:val="Compact"/>
+              <w:jc w:val="right"/>
+            </w:pPr>
+            <w:r>
+              <w:t xml:space="preserve">682 / 286 / 619 / 326 / 322 / 74 / 218 / 274</w:t>
+            </w:r>
+          </w:p>
+        </w:tc>
+        <w:tc>
+          <w:tcPr/>
+          <w:p>
+            <w:pPr>
+              <w:pStyle w:val="Compact"/>
+              <w:jc w:val="left"/>
+            </w:pPr>
+            <w:r>
+              <w:t xml:space="preserve">Die Projektionen hinter den Routen: Trace-Fensterung + Verdichtung + Labels; Formatierungs-Filter; Lauf-Metadaten, Zusammenfassung und Lauf-Liste; Baum-Serialisierung + Prompt-Diff + Raw-Ansicht; Timeline + Knotenzeit-Kontext; Artefakt-Liste; Snapshot-Diffs + Änderungsumfang; Plan-Skelett, Recovery-Karte, zusammengesetztes Lauf-Detail.</w:t>
             </w:r>
           </w:p>
         </w:tc>
@@ -5755,14 +6312,14 @@
       <w:r>
         <w:drawing>
           <wp:inline>
-            <wp:extent cx="5334000" cy="2897936"/>
+            <wp:extent cx="5334000" cy="3421361"/>
             <wp:effectExtent b="0" l="0" r="0" t="0"/>
             <wp:docPr descr="Import-Schichten von adw/ — jeder Import zeigt auf eine tiefere Zeile (HTML: Modul überfahren für seine genauen Imports)" title="" id="57" name="Picture"/>
             <a:graphic>
               <a:graphicData uri="http://schemas.openxmlformats.org/drawingml/2006/picture">
                 <pic:pic>
                   <pic:nvPicPr>
-                    <pic:cNvPr descr="/tmp/tmp6n3y1bnz/emf/diagrams/spec/module-layers.de.emf" id="58" name="Picture"/>
+                    <pic:cNvPr descr="/tmp/tmpgr3muoi7/emf/diagrams/spec/module-layers.de.emf" id="58" name="Picture"/>
                     <pic:cNvPicPr>
                       <a:picLocks noChangeArrowheads="1" noChangeAspect="1"/>
                     </pic:cNvPicPr>
@@ -5776,7 +6333,7 @@
                   <pic:spPr bwMode="auto">
                     <a:xfrm>
                       <a:off x="0" y="0"/>
-                      <a:ext cx="5334000" cy="2897936"/>
+                      <a:ext cx="5334000" cy="3421361"/>
                     </a:xfrm>
                     <a:prstGeom prst="rect">
                       <a:avLst/>
@@ -5850,7 +6407,7 @@
         <w:rPr>
           <w:rStyle w:val="VerbatimChar"/>
         </w:rPr>
-        <w:t xml:space="preserve">phases.py</w:t>
+        <w:t xml:space="preserve">context.py</w:t>
       </w:r>
       <w:r>
         <w:t xml:space="preserve">) trägt alles, was eine Phase braucht:</w:t>
@@ -5961,43 +6518,7 @@
         <w:t xml:space="preserve"> </w:t>
       </w:r>
       <w:r>
-        <w:t xml:space="preserve">des Laufs, die gepinnten Flags</w:t>
-      </w:r>
-      <w:r>
-        <w:t xml:space="preserve"> </w:t>
-      </w:r>
-      <w:r>
-        <w:rPr>
-          <w:rStyle w:val="VerbatimChar"/>
-        </w:rPr>
-        <w:t xml:space="preserve">skip_approval</w:t>
-      </w:r>
-      <w:r>
-        <w:t xml:space="preserve">,</w:t>
-      </w:r>
-      <w:r>
-        <w:t xml:space="preserve"> </w:t>
-      </w:r>
-      <w:r>
-        <w:rPr>
-          <w:rStyle w:val="VerbatimChar"/>
-        </w:rPr>
-        <w:t xml:space="preserve">spec_approval</w:t>
-      </w:r>
-      <w:r>
-        <w:t xml:space="preserve">,</w:t>
-      </w:r>
-      <w:r>
-        <w:t xml:space="preserve"> </w:t>
-      </w:r>
-      <w:r>
-        <w:rPr>
-          <w:rStyle w:val="VerbatimChar"/>
-        </w:rPr>
-        <w:t xml:space="preserve">dry_run</w:t>
-      </w:r>
-      <w:r>
-        <w:t xml:space="preserve">, ein</w:t>
+        <w:t xml:space="preserve">des Laufs, ein</w:t>
       </w:r>
       <w:r>
         <w:t xml:space="preserve"> </w:t>
@@ -6085,7 +6606,76 @@
         <w:t xml:space="preserve">state.saved</w:t>
       </w:r>
       <w:r>
-        <w:t xml:space="preserve">-Event.</w:t>
+        <w:t xml:space="preserve">-Event. Gate-Modus (</w:t>
+      </w:r>
+      <w:r>
+        <w:rPr>
+          <w:rStyle w:val="VerbatimChar"/>
+        </w:rPr>
+        <w:t xml:space="preserve">skip_approval</w:t>
+      </w:r>
+      <w:r>
+        <w:t xml:space="preserve">,</w:t>
+      </w:r>
+      <w:r>
+        <w:t xml:space="preserve"> </w:t>
+      </w:r>
+      <w:r>
+        <w:rPr>
+          <w:rStyle w:val="VerbatimChar"/>
+        </w:rPr>
+        <w:t xml:space="preserve">spec_approval</w:t>
+      </w:r>
+      <w:r>
+        <w:t xml:space="preserve">) und</w:t>
+      </w:r>
+      <w:r>
+        <w:t xml:space="preserve"> </w:t>
+      </w:r>
+      <w:r>
+        <w:rPr>
+          <w:rStyle w:val="VerbatimChar"/>
+        </w:rPr>
+        <w:t xml:space="preserve">dry_run</w:t>
+      </w:r>
+      <w:r>
+        <w:t xml:space="preserve"> </w:t>
+      </w:r>
+      <w:r>
+        <w:t xml:space="preserve">leben nur im persistierten</w:t>
+      </w:r>
+      <w:r>
+        <w:t xml:space="preserve"> </w:t>
+      </w:r>
+      <w:r>
+        <w:rPr>
+          <w:rStyle w:val="VerbatimChar"/>
+        </w:rPr>
+        <w:t xml:space="preserve">RunState</w:t>
+      </w:r>
+      <w:r>
+        <w:t xml:space="preserve">:</w:t>
+      </w:r>
+      <w:r>
+        <w:t xml:space="preserve"> </w:t>
+      </w:r>
+      <w:r>
+        <w:rPr>
+          <w:rStyle w:val="VerbatimChar"/>
+        </w:rPr>
+        <w:t xml:space="preserve">adw run</w:t>
+      </w:r>
+      <w:r>
+        <w:t xml:space="preserve"> </w:t>
+      </w:r>
+      <w:r>
+        <w:t xml:space="preserve">pinnt</w:t>
+      </w:r>
+      <w:r>
+        <w:t xml:space="preserve"> </w:t>
+      </w:r>
+      <w:r>
+        <w:t xml:space="preserve">sie vor dem ersten Save, Resume und Approve sehen so genau den gestarteten Modus.</w:t>
       </w:r>
     </w:p>
     <w:p>
@@ -6732,7 +7322,7 @@
               <a:graphicData uri="http://schemas.openxmlformats.org/drawingml/2006/picture">
                 <pic:pic>
                   <pic:nvPicPr>
-                    <pic:cNvPr descr="/tmp/tmp6n3y1bnz/emf/diagrams/spec/state-machine.de.emf" id="64" name="Picture"/>
+                    <pic:cNvPr descr="/tmp/tmpgr3muoi7/emf/diagrams/spec/state-machine.de.emf" id="64" name="Picture"/>
                     <pic:cNvPicPr>
                       <a:picLocks noChangeArrowheads="1" noChangeAspect="1"/>
                     </pic:cNvPicPr>
@@ -8620,7 +9210,7 @@
               <a:graphicData uri="http://schemas.openxmlformats.org/drawingml/2006/picture">
                 <pic:pic>
                   <pic:nvPicPr>
-                    <pic:cNvPr descr="/tmp/tmp6n3y1bnz/emf/diagrams/spec/run-state.de.emf" id="70" name="Picture"/>
+                    <pic:cNvPr descr="/tmp/tmpgr3muoi7/emf/diagrams/spec/run-state.de.emf" id="70" name="Picture"/>
                     <pic:cNvPicPr>
                       <a:picLocks noChangeArrowheads="1" noChangeAspect="1"/>
                     </pic:cNvPicPr>
@@ -12033,7 +12623,7 @@
               <a:graphicData uri="http://schemas.openxmlformats.org/drawingml/2006/picture">
                 <pic:pic>
                   <pic:nvPicPr>
-                    <pic:cNvPr descr="/tmp/tmp6n3y1bnz/emf/diagrams/spec/write-boundaries.de.emf" id="79" name="Picture"/>
+                    <pic:cNvPr descr="/tmp/tmpgr3muoi7/emf/diagrams/spec/write-boundaries.de.emf" id="79" name="Picture"/>
                     <pic:cNvPicPr>
                       <a:picLocks noChangeArrowheads="1" noChangeAspect="1"/>
                     </pic:cNvPicPr>
@@ -14884,7 +15474,7 @@
         <w:rPr>
           <w:rStyle w:val="VerbatimChar"/>
         </w:rPr>
-        <w:t xml:space="preserve">cli.py</w:t>
+        <w:t xml:space="preserve">adw/dry_run.py</w:t>
       </w:r>
       <w:r>
         <w:t xml:space="preserve"> </w:t>
@@ -16575,7 +17165,7 @@
               <a:graphicData uri="http://schemas.openxmlformats.org/drawingml/2006/picture">
                 <pic:pic>
                   <pic:nvPicPr>
-                    <pic:cNvPr descr="/tmp/tmp6n3y1bnz/emf/diagrams/spec/security-layers.de.emf" id="89" name="Picture"/>
+                    <pic:cNvPr descr="/tmp/tmpgr3muoi7/emf/diagrams/spec/security-layers.de.emf" id="89" name="Picture"/>
                     <pic:cNvPicPr>
                       <a:picLocks noChangeArrowheads="1" noChangeAspect="1"/>
                     </pic:cNvPicPr>
@@ -18243,7 +18833,28 @@
               <w:t xml:space="preserve">agents.py</w:t>
             </w:r>
             <w:r>
-              <w:t xml:space="preserve">; eine Aufrufstelle in</w:t>
+              <w:t xml:space="preserve">; eine Aufrufstelle in einem Phasen-Modul (</w:t>
+            </w:r>
+            <w:r>
+              <w:rPr>
+                <w:rStyle w:val="VerbatimChar"/>
+              </w:rPr>
+              <w:t xml:space="preserve">authoring.py</w:t>
+            </w:r>
+            <w:r>
+              <w:t xml:space="preserve">,</w:t>
+            </w:r>
+            <w:r>
+              <w:t xml:space="preserve"> </w:t>
+            </w:r>
+            <w:r>
+              <w:rPr>
+                <w:rStyle w:val="VerbatimChar"/>
+              </w:rPr>
+              <w:t xml:space="preserve">lanes.py</w:t>
+            </w:r>
+            <w:r>
+              <w:t xml:space="preserve">,</w:t>
             </w:r>
             <w:r>
               <w:t xml:space="preserve"> </w:t>
@@ -18255,10 +18866,7 @@
               <w:t xml:space="preserve">phases.py</w:t>
             </w:r>
             <w:r>
-              <w:t xml:space="preserve"> </w:t>
-            </w:r>
-            <w:r>
-              <w:t xml:space="preserve">über</w:t>
+              <w:t xml:space="preserve">) über</w:t>
             </w:r>
             <w:r>
               <w:t xml:space="preserve"> </w:t>
@@ -18279,7 +18887,7 @@
               <w:rPr>
                 <w:rStyle w:val="VerbatimChar"/>
               </w:rPr>
-              <w:t xml:space="preserve">cli._dry_run_runners</w:t>
+              <w:t xml:space="preserve">dry_run.runners</w:t>
             </w:r>
             <w:r>
               <w:t xml:space="preserve"> </w:t>

--- a/docs/export/ADW-SPEC.de.docx
+++ b/docs/export/ADW-SPEC.de.docx
@@ -799,7 +799,7 @@
               <a:graphicData uri="http://schemas.openxmlformats.org/drawingml/2006/picture">
                 <pic:pic>
                   <pic:nvPicPr>
-                    <pic:cNvPr descr="/tmp/tmpgr3muoi7/emf/diagrams/spec/philosophy-map.de.emf" id="33" name="Picture"/>
+                    <pic:cNvPr descr="/tmp/tmpgszi6s13/emf/diagrams/spec/philosophy-map.de.emf" id="33" name="Picture"/>
                     <pic:cNvPicPr>
                       <a:picLocks noChangeArrowheads="1" noChangeAspect="1"/>
                     </pic:cNvPicPr>
@@ -1298,7 +1298,7 @@
               <a:graphicData uri="http://schemas.openxmlformats.org/drawingml/2006/picture">
                 <pic:pic>
                   <pic:nvPicPr>
-                    <pic:cNvPr descr="/tmp/tmpgr3muoi7/emf/diagrams/spec/fix-path.de.emf" id="38" name="Picture"/>
+                    <pic:cNvPr descr="/tmp/tmpgszi6s13/emf/diagrams/spec/fix-path.de.emf" id="38" name="Picture"/>
                     <pic:cNvPicPr>
                       <a:picLocks noChangeArrowheads="1" noChangeAspect="1"/>
                     </pic:cNvPicPr>
@@ -3824,7 +3824,7 @@
               <a:graphicData uri="http://schemas.openxmlformats.org/drawingml/2006/picture">
                 <pic:pic>
                   <pic:nvPicPr>
-                    <pic:cNvPr descr="/tmp/tmpgr3muoi7/emf/diagrams/spec/architecture.de.emf" id="55" name="Picture"/>
+                    <pic:cNvPr descr="/tmp/tmpgszi6s13/emf/diagrams/spec/architecture.de.emf" id="55" name="Picture"/>
                     <pic:cNvPicPr>
                       <a:picLocks noChangeArrowheads="1" noChangeAspect="1"/>
                     </pic:cNvPicPr>
@@ -6319,7 +6319,7 @@
               <a:graphicData uri="http://schemas.openxmlformats.org/drawingml/2006/picture">
                 <pic:pic>
                   <pic:nvPicPr>
-                    <pic:cNvPr descr="/tmp/tmpgr3muoi7/emf/diagrams/spec/module-layers.de.emf" id="58" name="Picture"/>
+                    <pic:cNvPr descr="/tmp/tmpgszi6s13/emf/diagrams/spec/module-layers.de.emf" id="58" name="Picture"/>
                     <pic:cNvPicPr>
                       <a:picLocks noChangeArrowheads="1" noChangeAspect="1"/>
                     </pic:cNvPicPr>
@@ -7322,7 +7322,7 @@
               <a:graphicData uri="http://schemas.openxmlformats.org/drawingml/2006/picture">
                 <pic:pic>
                   <pic:nvPicPr>
-                    <pic:cNvPr descr="/tmp/tmpgr3muoi7/emf/diagrams/spec/state-machine.de.emf" id="64" name="Picture"/>
+                    <pic:cNvPr descr="/tmp/tmpgszi6s13/emf/diagrams/spec/state-machine.de.emf" id="64" name="Picture"/>
                     <pic:cNvPicPr>
                       <a:picLocks noChangeArrowheads="1" noChangeAspect="1"/>
                     </pic:cNvPicPr>
@@ -9210,7 +9210,7 @@
               <a:graphicData uri="http://schemas.openxmlformats.org/drawingml/2006/picture">
                 <pic:pic>
                   <pic:nvPicPr>
-                    <pic:cNvPr descr="/tmp/tmpgr3muoi7/emf/diagrams/spec/run-state.de.emf" id="70" name="Picture"/>
+                    <pic:cNvPr descr="/tmp/tmpgszi6s13/emf/diagrams/spec/run-state.de.emf" id="70" name="Picture"/>
                     <pic:cNvPicPr>
                       <a:picLocks noChangeArrowheads="1" noChangeAspect="1"/>
                     </pic:cNvPicPr>
@@ -12623,7 +12623,7 @@
               <a:graphicData uri="http://schemas.openxmlformats.org/drawingml/2006/picture">
                 <pic:pic>
                   <pic:nvPicPr>
-                    <pic:cNvPr descr="/tmp/tmpgr3muoi7/emf/diagrams/spec/write-boundaries.de.emf" id="79" name="Picture"/>
+                    <pic:cNvPr descr="/tmp/tmpgszi6s13/emf/diagrams/spec/write-boundaries.de.emf" id="79" name="Picture"/>
                     <pic:cNvPicPr>
                       <a:picLocks noChangeArrowheads="1" noChangeAspect="1"/>
                     </pic:cNvPicPr>
@@ -17165,7 +17165,7 @@
               <a:graphicData uri="http://schemas.openxmlformats.org/drawingml/2006/picture">
                 <pic:pic>
                   <pic:nvPicPr>
-                    <pic:cNvPr descr="/tmp/tmpgr3muoi7/emf/diagrams/spec/security-layers.de.emf" id="89" name="Picture"/>
+                    <pic:cNvPr descr="/tmp/tmpgszi6s13/emf/diagrams/spec/security-layers.de.emf" id="89" name="Picture"/>
                     <pic:cNvPicPr>
                       <a:picLocks noChangeArrowheads="1" noChangeAspect="1"/>
                     </pic:cNvPicPr>

--- a/docs/export/ADW-SPEC.de.docx
+++ b/docs/export/ADW-SPEC.de.docx
@@ -799,7 +799,7 @@
               <a:graphicData uri="http://schemas.openxmlformats.org/drawingml/2006/picture">
                 <pic:pic>
                   <pic:nvPicPr>
-                    <pic:cNvPr descr="/tmp/tmpgszi6s13/emf/diagrams/spec/philosophy-map.de.emf" id="33" name="Picture"/>
+                    <pic:cNvPr descr="/tmp/tmpjnzbh_pr/emf/diagrams/spec/philosophy-map.de.emf" id="33" name="Picture"/>
                     <pic:cNvPicPr>
                       <a:picLocks noChangeArrowheads="1" noChangeAspect="1"/>
                     </pic:cNvPicPr>
@@ -1298,7 +1298,7 @@
               <a:graphicData uri="http://schemas.openxmlformats.org/drawingml/2006/picture">
                 <pic:pic>
                   <pic:nvPicPr>
-                    <pic:cNvPr descr="/tmp/tmpgszi6s13/emf/diagrams/spec/fix-path.de.emf" id="38" name="Picture"/>
+                    <pic:cNvPr descr="/tmp/tmpjnzbh_pr/emf/diagrams/spec/fix-path.de.emf" id="38" name="Picture"/>
                     <pic:cNvPicPr>
                       <a:picLocks noChangeArrowheads="1" noChangeAspect="1"/>
                     </pic:cNvPicPr>
@@ -3824,7 +3824,7 @@
               <a:graphicData uri="http://schemas.openxmlformats.org/drawingml/2006/picture">
                 <pic:pic>
                   <pic:nvPicPr>
-                    <pic:cNvPr descr="/tmp/tmpgszi6s13/emf/diagrams/spec/architecture.de.emf" id="55" name="Picture"/>
+                    <pic:cNvPr descr="/tmp/tmpjnzbh_pr/emf/diagrams/spec/architecture.de.emf" id="55" name="Picture"/>
                     <pic:cNvPicPr>
                       <a:picLocks noChangeArrowheads="1" noChangeAspect="1"/>
                     </pic:cNvPicPr>
@@ -6319,7 +6319,7 @@
               <a:graphicData uri="http://schemas.openxmlformats.org/drawingml/2006/picture">
                 <pic:pic>
                   <pic:nvPicPr>
-                    <pic:cNvPr descr="/tmp/tmpgszi6s13/emf/diagrams/spec/module-layers.de.emf" id="58" name="Picture"/>
+                    <pic:cNvPr descr="/tmp/tmpjnzbh_pr/emf/diagrams/spec/module-layers.de.emf" id="58" name="Picture"/>
                     <pic:cNvPicPr>
                       <a:picLocks noChangeArrowheads="1" noChangeAspect="1"/>
                     </pic:cNvPicPr>
@@ -7322,7 +7322,7 @@
               <a:graphicData uri="http://schemas.openxmlformats.org/drawingml/2006/picture">
                 <pic:pic>
                   <pic:nvPicPr>
-                    <pic:cNvPr descr="/tmp/tmpgszi6s13/emf/diagrams/spec/state-machine.de.emf" id="64" name="Picture"/>
+                    <pic:cNvPr descr="/tmp/tmpjnzbh_pr/emf/diagrams/spec/state-machine.de.emf" id="64" name="Picture"/>
                     <pic:cNvPicPr>
                       <a:picLocks noChangeArrowheads="1" noChangeAspect="1"/>
                     </pic:cNvPicPr>
@@ -9210,7 +9210,7 @@
               <a:graphicData uri="http://schemas.openxmlformats.org/drawingml/2006/picture">
                 <pic:pic>
                   <pic:nvPicPr>
-                    <pic:cNvPr descr="/tmp/tmpgszi6s13/emf/diagrams/spec/run-state.de.emf" id="70" name="Picture"/>
+                    <pic:cNvPr descr="/tmp/tmpjnzbh_pr/emf/diagrams/spec/run-state.de.emf" id="70" name="Picture"/>
                     <pic:cNvPicPr>
                       <a:picLocks noChangeArrowheads="1" noChangeAspect="1"/>
                     </pic:cNvPicPr>
@@ -12623,7 +12623,7 @@
               <a:graphicData uri="http://schemas.openxmlformats.org/drawingml/2006/picture">
                 <pic:pic>
                   <pic:nvPicPr>
-                    <pic:cNvPr descr="/tmp/tmpgszi6s13/emf/diagrams/spec/write-boundaries.de.emf" id="79" name="Picture"/>
+                    <pic:cNvPr descr="/tmp/tmpjnzbh_pr/emf/diagrams/spec/write-boundaries.de.emf" id="79" name="Picture"/>
                     <pic:cNvPicPr>
                       <a:picLocks noChangeArrowheads="1" noChangeAspect="1"/>
                     </pic:cNvPicPr>
@@ -14314,13 +14314,19 @@
         <w:rPr>
           <w:rStyle w:val="VerbatimChar"/>
         </w:rPr>
-        <w:t xml:space="preserve">codex exec -m gpt-6-astra --sandbox read-only -c mcp_servers={} …</w:t>
-      </w:r>
-      <w:r>
-        <w:t xml:space="preserve"> </w:t>
-      </w:r>
-      <w:r>
-        <w:t xml:space="preserve">als</w:t>
+        <w:t xml:space="preserve">codex exec -m gpt-6-astra --sandbox read-only -c mcp_servers={} … -</w:t>
+      </w:r>
+      <w:r>
+        <w:t xml:space="preserve"> </w:t>
+      </w:r>
+      <w:r>
+        <w:t xml:space="preserve">(Prompt über</w:t>
+      </w:r>
+      <w:r>
+        <w:t xml:space="preserve"> </w:t>
+      </w:r>
+      <w:r>
+        <w:t xml:space="preserve">stdin — eine lange Dateiliste überschritt Linux' 128-KiB-Grenze pro Argument) als</w:t>
       </w:r>
       <w:r>
         <w:t xml:space="preserve"> </w:t>
@@ -17165,7 +17171,7 @@
               <a:graphicData uri="http://schemas.openxmlformats.org/drawingml/2006/picture">
                 <pic:pic>
                   <pic:nvPicPr>
-                    <pic:cNvPr descr="/tmp/tmpgszi6s13/emf/diagrams/spec/security-layers.de.emf" id="89" name="Picture"/>
+                    <pic:cNvPr descr="/tmp/tmpjnzbh_pr/emf/diagrams/spec/security-layers.de.emf" id="89" name="Picture"/>
                     <pic:cNvPicPr>
                       <a:picLocks noChangeArrowheads="1" noChangeAspect="1"/>
                     </pic:cNvPicPr>
